--- a/Avance Informe control inteligente(Robot balacin-inado).docx
+++ b/Avance Informe control inteligente(Robot balacin-inado).docx
@@ -155,69 +155,33 @@
           <w:szCs w:val="28"/>
           <w:lang w:val="es-MX"/>
         </w:rPr>
-        <w:t xml:space="preserve">- </w:t>
-      </w:r>
-      <w:proofErr w:type="spellStart"/>
+        <w:t>- Jose Gilberto Nieto Márquez /</w:t>
+      </w:r>
       <w:r>
         <w:rPr>
           <w:sz w:val="28"/>
           <w:szCs w:val="28"/>
           <w:lang w:val="es-MX"/>
         </w:rPr>
-        <w:t>Jose</w:t>
-      </w:r>
-      <w:proofErr w:type="spellEnd"/>
-      <w:r>
+        <w:t xml:space="preserve"> 1090527838</w:t>
+      </w:r>
+    </w:p>
+    <w:p>
+      <w:pPr>
+        <w:jc w:val="center"/>
         <w:rPr>
           <w:sz w:val="28"/>
           <w:szCs w:val="28"/>
           <w:lang w:val="es-MX"/>
         </w:rPr>
-        <w:t xml:space="preserve"> Gilberto Nieto Márquez /</w:t>
-      </w:r>
+      </w:pPr>
       <w:r>
         <w:rPr>
           <w:sz w:val="28"/>
           <w:szCs w:val="28"/>
           <w:lang w:val="es-MX"/>
         </w:rPr>
-        <w:t xml:space="preserve"> 1090527838</w:t>
-      </w:r>
-    </w:p>
-    <w:p>
-      <w:pPr>
-        <w:jc w:val="center"/>
-        <w:rPr>
-          <w:sz w:val="28"/>
-          <w:szCs w:val="28"/>
-          <w:lang w:val="es-MX"/>
-        </w:rPr>
-      </w:pPr>
-      <w:r>
-        <w:rPr>
-          <w:sz w:val="28"/>
-          <w:szCs w:val="28"/>
-          <w:lang w:val="es-MX"/>
-        </w:rPr>
-        <w:t xml:space="preserve">- </w:t>
-      </w:r>
-      <w:proofErr w:type="spellStart"/>
-      <w:r>
-        <w:rPr>
-          <w:sz w:val="28"/>
-          <w:szCs w:val="28"/>
-          <w:lang w:val="es-MX"/>
-        </w:rPr>
-        <w:t>Engleyber</w:t>
-      </w:r>
-      <w:proofErr w:type="spellEnd"/>
-      <w:r>
-        <w:rPr>
-          <w:sz w:val="28"/>
-          <w:szCs w:val="28"/>
-          <w:lang w:val="es-MX"/>
-        </w:rPr>
-        <w:t xml:space="preserve"> Yesid Ramírez Arévalo</w:t>
+        <w:t>- Engleyber Yesid Ramírez Arévalo</w:t>
       </w:r>
       <w:r>
         <w:rPr>
@@ -551,7 +515,7 @@
           <w:r>
             <w:fldChar w:fldCharType="separate"/>
           </w:r>
-          <w:hyperlink w:anchor="_Toc240897696" w:history="1">
+          <w:hyperlink w:anchor="_Toc241689516" w:history="1">
             <w:r>
               <w:rPr>
                 <w:rStyle w:val="Hipervnculo"/>
@@ -579,7 +543,7 @@
                 <w:noProof/>
                 <w:webHidden/>
               </w:rPr>
-              <w:instrText xml:space="preserve"> PAGEREF _Toc240897696 \h </w:instrText>
+              <w:instrText xml:space="preserve"> PAGEREF _Toc241689516 \h </w:instrText>
             </w:r>
             <w:r>
               <w:rPr>
@@ -621,7 +585,7 @@
               <w:noProof/>
             </w:rPr>
           </w:pPr>
-          <w:hyperlink w:anchor="_Toc240897697" w:history="1">
+          <w:hyperlink w:anchor="_Toc241689517" w:history="1">
             <w:r>
               <w:rPr>
                 <w:rStyle w:val="Hipervnculo"/>
@@ -649,7 +613,7 @@
                 <w:noProof/>
                 <w:webHidden/>
               </w:rPr>
-              <w:instrText xml:space="preserve"> PAGEREF _Toc240897697 \h </w:instrText>
+              <w:instrText xml:space="preserve"> PAGEREF _Toc241689517 \h </w:instrText>
             </w:r>
             <w:r>
               <w:rPr>
@@ -691,7 +655,7 @@
               <w:noProof/>
             </w:rPr>
           </w:pPr>
-          <w:hyperlink w:anchor="_Toc240897698" w:history="1">
+          <w:hyperlink w:anchor="_Toc241689518" w:history="1">
             <w:r>
               <w:rPr>
                 <w:rStyle w:val="Hipervnculo"/>
@@ -719,7 +683,7 @@
                 <w:noProof/>
                 <w:webHidden/>
               </w:rPr>
-              <w:instrText xml:space="preserve"> PAGEREF _Toc240897698 \h </w:instrText>
+              <w:instrText xml:space="preserve"> PAGEREF _Toc241689518 \h </w:instrText>
             </w:r>
             <w:r>
               <w:rPr>
@@ -761,7 +725,7 @@
               <w:noProof/>
             </w:rPr>
           </w:pPr>
-          <w:hyperlink w:anchor="_Toc240897699" w:history="1">
+          <w:hyperlink w:anchor="_Toc241689519" w:history="1">
             <w:r>
               <w:rPr>
                 <w:rStyle w:val="Hipervnculo"/>
@@ -789,7 +753,7 @@
                 <w:noProof/>
                 <w:webHidden/>
               </w:rPr>
-              <w:instrText xml:space="preserve"> PAGEREF _Toc240897699 \h </w:instrText>
+              <w:instrText xml:space="preserve"> PAGEREF _Toc241689519 \h </w:instrText>
             </w:r>
             <w:r>
               <w:rPr>
@@ -831,14 +795,14 @@
               <w:noProof/>
             </w:rPr>
           </w:pPr>
-          <w:hyperlink w:anchor="_Toc240897700" w:history="1">
+          <w:hyperlink w:anchor="_Toc241689520" w:history="1">
             <w:r>
               <w:rPr>
                 <w:rStyle w:val="Hipervnculo"/>
                 <w:noProof/>
                 <w:lang w:val="es-MX"/>
               </w:rPr>
-              <w:t>TABLA DE CRITERIO DE ELECCIÓN</w:t>
+              <w:t>REPOSITORIO GITHUB</w:t>
             </w:r>
             <w:r>
               <w:rPr>
@@ -859,7 +823,7 @@
                 <w:noProof/>
                 <w:webHidden/>
               </w:rPr>
-              <w:instrText xml:space="preserve"> PAGEREF _Toc240897700 \h </w:instrText>
+              <w:instrText xml:space="preserve"> PAGEREF _Toc241689520 \h </w:instrText>
             </w:r>
             <w:r>
               <w:rPr>
@@ -901,13 +865,379 @@
               <w:noProof/>
             </w:rPr>
           </w:pPr>
-          <w:hyperlink w:anchor="_Toc240897701" w:history="1">
+          <w:hyperlink w:anchor="_Toc241689521" w:history="1">
             <w:r>
               <w:rPr>
                 <w:rStyle w:val="Hipervnculo"/>
                 <w:noProof/>
                 <w:lang w:val="es-MX"/>
               </w:rPr>
+              <w:t>¿Qué es?</w:t>
+            </w:r>
+            <w:r>
+              <w:rPr>
+                <w:noProof/>
+                <w:webHidden/>
+              </w:rPr>
+              <w:tab/>
+            </w:r>
+            <w:r>
+              <w:rPr>
+                <w:noProof/>
+                <w:webHidden/>
+              </w:rPr>
+              <w:fldChar w:fldCharType="begin"/>
+            </w:r>
+            <w:r>
+              <w:rPr>
+                <w:noProof/>
+                <w:webHidden/>
+              </w:rPr>
+              <w:instrText xml:space="preserve"> PAGEREF _Toc241689521 \h </w:instrText>
+            </w:r>
+            <w:r>
+              <w:rPr>
+                <w:noProof/>
+                <w:webHidden/>
+              </w:rPr>
+            </w:r>
+            <w:r>
+              <w:rPr>
+                <w:noProof/>
+                <w:webHidden/>
+              </w:rPr>
+              <w:fldChar w:fldCharType="separate"/>
+            </w:r>
+            <w:r>
+              <w:rPr>
+                <w:noProof/>
+                <w:webHidden/>
+              </w:rPr>
+              <w:t>6</w:t>
+            </w:r>
+            <w:r>
+              <w:rPr>
+                <w:noProof/>
+                <w:webHidden/>
+              </w:rPr>
+              <w:fldChar w:fldCharType="end"/>
+            </w:r>
+          </w:hyperlink>
+        </w:p>
+        <w:p>
+          <w:pPr>
+            <w:pStyle w:val="TDC2"/>
+            <w:tabs>
+              <w:tab w:val="right" w:leader="dot" w:pos="9350"/>
+            </w:tabs>
+            <w:rPr>
+              <w:rFonts w:asciiTheme="minorHAnsi" w:hAnsiTheme="minorHAnsi"/>
+              <w:noProof/>
+            </w:rPr>
+          </w:pPr>
+          <w:hyperlink w:anchor="_Toc241689522" w:history="1">
+            <w:r>
+              <w:rPr>
+                <w:rStyle w:val="Hipervnculo"/>
+                <w:noProof/>
+                <w:lang w:val="es-MX"/>
+              </w:rPr>
+              <w:t>¿Qué función cumple?</w:t>
+            </w:r>
+            <w:r>
+              <w:rPr>
+                <w:noProof/>
+                <w:webHidden/>
+              </w:rPr>
+              <w:tab/>
+            </w:r>
+            <w:r>
+              <w:rPr>
+                <w:noProof/>
+                <w:webHidden/>
+              </w:rPr>
+              <w:fldChar w:fldCharType="begin"/>
+            </w:r>
+            <w:r>
+              <w:rPr>
+                <w:noProof/>
+                <w:webHidden/>
+              </w:rPr>
+              <w:instrText xml:space="preserve"> PAGEREF _Toc241689522 \h </w:instrText>
+            </w:r>
+            <w:r>
+              <w:rPr>
+                <w:noProof/>
+                <w:webHidden/>
+              </w:rPr>
+            </w:r>
+            <w:r>
+              <w:rPr>
+                <w:noProof/>
+                <w:webHidden/>
+              </w:rPr>
+              <w:fldChar w:fldCharType="separate"/>
+            </w:r>
+            <w:r>
+              <w:rPr>
+                <w:noProof/>
+                <w:webHidden/>
+              </w:rPr>
+              <w:t>6</w:t>
+            </w:r>
+            <w:r>
+              <w:rPr>
+                <w:noProof/>
+                <w:webHidden/>
+              </w:rPr>
+              <w:fldChar w:fldCharType="end"/>
+            </w:r>
+          </w:hyperlink>
+        </w:p>
+        <w:p>
+          <w:pPr>
+            <w:pStyle w:val="TDC2"/>
+            <w:tabs>
+              <w:tab w:val="right" w:leader="dot" w:pos="9350"/>
+            </w:tabs>
+            <w:rPr>
+              <w:rFonts w:asciiTheme="minorHAnsi" w:hAnsiTheme="minorHAnsi"/>
+              <w:noProof/>
+            </w:rPr>
+          </w:pPr>
+          <w:hyperlink w:anchor="_Toc241689523" w:history="1">
+            <w:r>
+              <w:rPr>
+                <w:rStyle w:val="Hipervnculo"/>
+                <w:noProof/>
+                <w:lang w:val="es-MX"/>
+              </w:rPr>
+              <w:t>¿Qué es una rama y cuantas tiene el proyecto?</w:t>
+            </w:r>
+            <w:r>
+              <w:rPr>
+                <w:noProof/>
+                <w:webHidden/>
+              </w:rPr>
+              <w:tab/>
+            </w:r>
+            <w:r>
+              <w:rPr>
+                <w:noProof/>
+                <w:webHidden/>
+              </w:rPr>
+              <w:fldChar w:fldCharType="begin"/>
+            </w:r>
+            <w:r>
+              <w:rPr>
+                <w:noProof/>
+                <w:webHidden/>
+              </w:rPr>
+              <w:instrText xml:space="preserve"> PAGEREF _Toc241689523 \h </w:instrText>
+            </w:r>
+            <w:r>
+              <w:rPr>
+                <w:noProof/>
+                <w:webHidden/>
+              </w:rPr>
+            </w:r>
+            <w:r>
+              <w:rPr>
+                <w:noProof/>
+                <w:webHidden/>
+              </w:rPr>
+              <w:fldChar w:fldCharType="separate"/>
+            </w:r>
+            <w:r>
+              <w:rPr>
+                <w:noProof/>
+                <w:webHidden/>
+              </w:rPr>
+              <w:t>6</w:t>
+            </w:r>
+            <w:r>
+              <w:rPr>
+                <w:noProof/>
+                <w:webHidden/>
+              </w:rPr>
+              <w:fldChar w:fldCharType="end"/>
+            </w:r>
+          </w:hyperlink>
+        </w:p>
+        <w:p>
+          <w:pPr>
+            <w:pStyle w:val="TDC1"/>
+            <w:tabs>
+              <w:tab w:val="right" w:leader="dot" w:pos="9350"/>
+            </w:tabs>
+            <w:rPr>
+              <w:rFonts w:asciiTheme="minorHAnsi" w:hAnsiTheme="minorHAnsi"/>
+              <w:noProof/>
+            </w:rPr>
+          </w:pPr>
+          <w:hyperlink w:anchor="_Toc241689524" w:history="1">
+            <w:r>
+              <w:rPr>
+                <w:rStyle w:val="Hipervnculo"/>
+                <w:noProof/>
+                <w:lang w:val="es-MX"/>
+              </w:rPr>
+              <w:t>LISTADO DE COMPONENTES PARA EL PROYECTO</w:t>
+            </w:r>
+            <w:r>
+              <w:rPr>
+                <w:noProof/>
+                <w:webHidden/>
+              </w:rPr>
+              <w:tab/>
+            </w:r>
+            <w:r>
+              <w:rPr>
+                <w:noProof/>
+                <w:webHidden/>
+              </w:rPr>
+              <w:fldChar w:fldCharType="begin"/>
+            </w:r>
+            <w:r>
+              <w:rPr>
+                <w:noProof/>
+                <w:webHidden/>
+              </w:rPr>
+              <w:instrText xml:space="preserve"> PAGEREF _Toc241689524 \h </w:instrText>
+            </w:r>
+            <w:r>
+              <w:rPr>
+                <w:noProof/>
+                <w:webHidden/>
+              </w:rPr>
+            </w:r>
+            <w:r>
+              <w:rPr>
+                <w:noProof/>
+                <w:webHidden/>
+              </w:rPr>
+              <w:fldChar w:fldCharType="separate"/>
+            </w:r>
+            <w:r>
+              <w:rPr>
+                <w:noProof/>
+                <w:webHidden/>
+              </w:rPr>
+              <w:t>7</w:t>
+            </w:r>
+            <w:r>
+              <w:rPr>
+                <w:noProof/>
+                <w:webHidden/>
+              </w:rPr>
+              <w:fldChar w:fldCharType="end"/>
+            </w:r>
+          </w:hyperlink>
+        </w:p>
+        <w:p>
+          <w:pPr>
+            <w:pStyle w:val="TDC1"/>
+            <w:tabs>
+              <w:tab w:val="right" w:leader="dot" w:pos="9350"/>
+            </w:tabs>
+            <w:rPr>
+              <w:rFonts w:asciiTheme="minorHAnsi" w:hAnsiTheme="minorHAnsi"/>
+              <w:noProof/>
+            </w:rPr>
+          </w:pPr>
+          <w:hyperlink w:anchor="_Toc241689525" w:history="1">
+            <w:r>
+              <w:rPr>
+                <w:rStyle w:val="Hipervnculo"/>
+                <w:noProof/>
+                <w:lang w:val="es-MX"/>
+              </w:rPr>
+              <w:t>TABLA DE CRITERIO DE ELE</w:t>
+            </w:r>
+            <w:r>
+              <w:rPr>
+                <w:rStyle w:val="Hipervnculo"/>
+                <w:noProof/>
+                <w:lang w:val="es-MX"/>
+              </w:rPr>
+              <w:t>C</w:t>
+            </w:r>
+            <w:r>
+              <w:rPr>
+                <w:rStyle w:val="Hipervnculo"/>
+                <w:noProof/>
+                <w:lang w:val="es-MX"/>
+              </w:rPr>
+              <w:t>CIÓN</w:t>
+            </w:r>
+            <w:r>
+              <w:rPr>
+                <w:noProof/>
+                <w:webHidden/>
+              </w:rPr>
+              <w:tab/>
+            </w:r>
+            <w:r>
+              <w:rPr>
+                <w:noProof/>
+                <w:webHidden/>
+              </w:rPr>
+              <w:fldChar w:fldCharType="begin"/>
+            </w:r>
+            <w:r>
+              <w:rPr>
+                <w:noProof/>
+                <w:webHidden/>
+              </w:rPr>
+              <w:instrText xml:space="preserve"> PAGEREF _Toc241689525 \h </w:instrText>
+            </w:r>
+            <w:r>
+              <w:rPr>
+                <w:noProof/>
+                <w:webHidden/>
+              </w:rPr>
+            </w:r>
+            <w:r>
+              <w:rPr>
+                <w:noProof/>
+                <w:webHidden/>
+              </w:rPr>
+              <w:fldChar w:fldCharType="separate"/>
+            </w:r>
+            <w:r>
+              <w:rPr>
+                <w:noProof/>
+                <w:webHidden/>
+              </w:rPr>
+              <w:t>8</w:t>
+            </w:r>
+            <w:r>
+              <w:rPr>
+                <w:noProof/>
+                <w:webHidden/>
+              </w:rPr>
+              <w:fldChar w:fldCharType="end"/>
+            </w:r>
+          </w:hyperlink>
+        </w:p>
+        <w:p>
+          <w:pPr>
+            <w:pStyle w:val="TDC2"/>
+            <w:tabs>
+              <w:tab w:val="right" w:leader="dot" w:pos="9350"/>
+            </w:tabs>
+            <w:rPr>
+              <w:rFonts w:asciiTheme="minorHAnsi" w:hAnsiTheme="minorHAnsi"/>
+              <w:noProof/>
+            </w:rPr>
+          </w:pPr>
+          <w:hyperlink w:anchor="_Toc241689526" w:history="1">
+            <w:r>
+              <w:rPr>
+                <w:rStyle w:val="Hipervnculo"/>
+                <w:noProof/>
+                <w:lang w:val="es-MX"/>
+              </w:rPr>
               <w:t>Motores:</w:t>
             </w:r>
             <w:r>
@@ -929,7 +1259,7 @@
                 <w:noProof/>
                 <w:webHidden/>
               </w:rPr>
-              <w:instrText xml:space="preserve"> PAGEREF _Toc240897701 \h </w:instrText>
+              <w:instrText xml:space="preserve"> PAGEREF _Toc241689526 \h </w:instrText>
             </w:r>
             <w:r>
               <w:rPr>
@@ -949,7 +1279,7 @@
                 <w:noProof/>
                 <w:webHidden/>
               </w:rPr>
-              <w:t>6</w:t>
+              <w:t>8</w:t>
             </w:r>
             <w:r>
               <w:rPr>
@@ -971,7 +1301,7 @@
               <w:noProof/>
             </w:rPr>
           </w:pPr>
-          <w:hyperlink w:anchor="_Toc240897702" w:history="1">
+          <w:hyperlink w:anchor="_Toc241689527" w:history="1">
             <w:r>
               <w:rPr>
                 <w:rStyle w:val="Hipervnculo"/>
@@ -999,7 +1329,7 @@
                 <w:noProof/>
                 <w:webHidden/>
               </w:rPr>
-              <w:instrText xml:space="preserve"> PAGEREF _Toc240897702 \h </w:instrText>
+              <w:instrText xml:space="preserve"> PAGEREF _Toc241689527 \h </w:instrText>
             </w:r>
             <w:r>
               <w:rPr>
@@ -1019,7 +1349,7 @@
                 <w:noProof/>
                 <w:webHidden/>
               </w:rPr>
-              <w:t>6</w:t>
+              <w:t>8</w:t>
             </w:r>
             <w:r>
               <w:rPr>
@@ -1041,7 +1371,7 @@
               <w:noProof/>
             </w:rPr>
           </w:pPr>
-          <w:hyperlink w:anchor="_Toc240897703" w:history="1">
+          <w:hyperlink w:anchor="_Toc241689528" w:history="1">
             <w:r>
               <w:rPr>
                 <w:rStyle w:val="Hipervnculo"/>
@@ -1069,7 +1399,7 @@
                 <w:noProof/>
                 <w:webHidden/>
               </w:rPr>
-              <w:instrText xml:space="preserve"> PAGEREF _Toc240897703 \h </w:instrText>
+              <w:instrText xml:space="preserve"> PAGEREF _Toc241689528 \h </w:instrText>
             </w:r>
             <w:r>
               <w:rPr>
@@ -1089,7 +1419,7 @@
                 <w:noProof/>
                 <w:webHidden/>
               </w:rPr>
-              <w:t>6</w:t>
+              <w:t>8</w:t>
             </w:r>
             <w:r>
               <w:rPr>
@@ -1111,7 +1441,7 @@
               <w:noProof/>
             </w:rPr>
           </w:pPr>
-          <w:hyperlink w:anchor="_Toc240897704" w:history="1">
+          <w:hyperlink w:anchor="_Toc241689529" w:history="1">
             <w:r>
               <w:rPr>
                 <w:rStyle w:val="Hipervnculo"/>
@@ -1139,7 +1469,7 @@
                 <w:noProof/>
                 <w:webHidden/>
               </w:rPr>
-              <w:instrText xml:space="preserve"> PAGEREF _Toc240897704 \h </w:instrText>
+              <w:instrText xml:space="preserve"> PAGEREF _Toc241689529 \h </w:instrText>
             </w:r>
             <w:r>
               <w:rPr>
@@ -1159,7 +1489,7 @@
                 <w:noProof/>
                 <w:webHidden/>
               </w:rPr>
-              <w:t>6</w:t>
+              <w:t>8</w:t>
             </w:r>
             <w:r>
               <w:rPr>
@@ -1181,7 +1511,7 @@
               <w:noProof/>
             </w:rPr>
           </w:pPr>
-          <w:hyperlink w:anchor="_Toc240897705" w:history="1">
+          <w:hyperlink w:anchor="_Toc241689530" w:history="1">
             <w:r>
               <w:rPr>
                 <w:rStyle w:val="Hipervnculo"/>
@@ -1209,7 +1539,7 @@
                 <w:noProof/>
                 <w:webHidden/>
               </w:rPr>
-              <w:instrText xml:space="preserve"> PAGEREF _Toc240897705 \h </w:instrText>
+              <w:instrText xml:space="preserve"> PAGEREF _Toc241689530 \h </w:instrText>
             </w:r>
             <w:r>
               <w:rPr>
@@ -1229,7 +1559,7 @@
                 <w:noProof/>
                 <w:webHidden/>
               </w:rPr>
-              <w:t>6</w:t>
+              <w:t>8</w:t>
             </w:r>
             <w:r>
               <w:rPr>
@@ -1251,7 +1581,7 @@
               <w:noProof/>
             </w:rPr>
           </w:pPr>
-          <w:hyperlink w:anchor="_Toc240897706" w:history="1">
+          <w:hyperlink w:anchor="_Toc241689531" w:history="1">
             <w:r>
               <w:rPr>
                 <w:rStyle w:val="Hipervnculo"/>
@@ -1279,7 +1609,7 @@
                 <w:noProof/>
                 <w:webHidden/>
               </w:rPr>
-              <w:instrText xml:space="preserve"> PAGEREF _Toc240897706 \h </w:instrText>
+              <w:instrText xml:space="preserve"> PAGEREF _Toc241689531 \h </w:instrText>
             </w:r>
             <w:r>
               <w:rPr>
@@ -1299,7 +1629,7 @@
                 <w:noProof/>
                 <w:webHidden/>
               </w:rPr>
-              <w:t>6</w:t>
+              <w:t>8</w:t>
             </w:r>
             <w:r>
               <w:rPr>
@@ -1321,7 +1651,7 @@
               <w:noProof/>
             </w:rPr>
           </w:pPr>
-          <w:hyperlink w:anchor="_Toc240897707" w:history="1">
+          <w:hyperlink w:anchor="_Toc241689532" w:history="1">
             <w:r>
               <w:rPr>
                 <w:rStyle w:val="Hipervnculo"/>
@@ -1349,7 +1679,7 @@
                 <w:noProof/>
                 <w:webHidden/>
               </w:rPr>
-              <w:instrText xml:space="preserve"> PAGEREF _Toc240897707 \h </w:instrText>
+              <w:instrText xml:space="preserve"> PAGEREF _Toc241689532 \h </w:instrText>
             </w:r>
             <w:r>
               <w:rPr>
@@ -1369,7 +1699,7 @@
                 <w:noProof/>
                 <w:webHidden/>
               </w:rPr>
-              <w:t>7</w:t>
+              <w:t>9</w:t>
             </w:r>
             <w:r>
               <w:rPr>
@@ -1391,7 +1721,7 @@
               <w:noProof/>
             </w:rPr>
           </w:pPr>
-          <w:hyperlink w:anchor="_Toc240897708" w:history="1">
+          <w:hyperlink w:anchor="_Toc241689533" w:history="1">
             <w:r>
               <w:rPr>
                 <w:rStyle w:val="Hipervnculo"/>
@@ -1419,7 +1749,7 @@
                 <w:noProof/>
                 <w:webHidden/>
               </w:rPr>
-              <w:instrText xml:space="preserve"> PAGEREF _Toc240897708 \h </w:instrText>
+              <w:instrText xml:space="preserve"> PAGEREF _Toc241689533 \h </w:instrText>
             </w:r>
             <w:r>
               <w:rPr>
@@ -1439,7 +1769,7 @@
                 <w:noProof/>
                 <w:webHidden/>
               </w:rPr>
-              <w:t>7</w:t>
+              <w:t>9</w:t>
             </w:r>
             <w:r>
               <w:rPr>
@@ -1461,7 +1791,7 @@
               <w:noProof/>
             </w:rPr>
           </w:pPr>
-          <w:hyperlink w:anchor="_Toc240897709" w:history="1">
+          <w:hyperlink w:anchor="_Toc241689534" w:history="1">
             <w:r>
               <w:rPr>
                 <w:rStyle w:val="Hipervnculo"/>
@@ -1489,7 +1819,7 @@
                 <w:noProof/>
                 <w:webHidden/>
               </w:rPr>
-              <w:instrText xml:space="preserve"> PAGEREF _Toc240897709 \h </w:instrText>
+              <w:instrText xml:space="preserve"> PAGEREF _Toc241689534 \h </w:instrText>
             </w:r>
             <w:r>
               <w:rPr>
@@ -1509,7 +1839,7 @@
                 <w:noProof/>
                 <w:webHidden/>
               </w:rPr>
-              <w:t>7</w:t>
+              <w:t>9</w:t>
             </w:r>
             <w:r>
               <w:rPr>
@@ -1531,7 +1861,7 @@
               <w:noProof/>
             </w:rPr>
           </w:pPr>
-          <w:hyperlink w:anchor="_Toc240897710" w:history="1">
+          <w:hyperlink w:anchor="_Toc241689535" w:history="1">
             <w:r>
               <w:rPr>
                 <w:rStyle w:val="Hipervnculo"/>
@@ -1559,7 +1889,7 @@
                 <w:noProof/>
                 <w:webHidden/>
               </w:rPr>
-              <w:instrText xml:space="preserve"> PAGEREF _Toc240897710 \h </w:instrText>
+              <w:instrText xml:space="preserve"> PAGEREF _Toc241689535 \h </w:instrText>
             </w:r>
             <w:r>
               <w:rPr>
@@ -1579,7 +1909,7 @@
                 <w:noProof/>
                 <w:webHidden/>
               </w:rPr>
-              <w:t>7</w:t>
+              <w:t>9</w:t>
             </w:r>
             <w:r>
               <w:rPr>
@@ -1601,7 +1931,7 @@
               <w:noProof/>
             </w:rPr>
           </w:pPr>
-          <w:hyperlink w:anchor="_Toc240897711" w:history="1">
+          <w:hyperlink w:anchor="_Toc241689536" w:history="1">
             <w:r>
               <w:rPr>
                 <w:rStyle w:val="Hipervnculo"/>
@@ -1629,7 +1959,7 @@
                 <w:noProof/>
                 <w:webHidden/>
               </w:rPr>
-              <w:instrText xml:space="preserve"> PAGEREF _Toc240897711 \h </w:instrText>
+              <w:instrText xml:space="preserve"> PAGEREF _Toc241689536 \h </w:instrText>
             </w:r>
             <w:r>
               <w:rPr>
@@ -1649,7 +1979,7 @@
                 <w:noProof/>
                 <w:webHidden/>
               </w:rPr>
-              <w:t>7</w:t>
+              <w:t>9</w:t>
             </w:r>
             <w:r>
               <w:rPr>
@@ -1671,30 +2001,14 @@
               <w:noProof/>
             </w:rPr>
           </w:pPr>
-          <w:hyperlink w:anchor="_Toc240897712" w:history="1">
+          <w:hyperlink w:anchor="_Toc241689537" w:history="1">
             <w:r>
               <w:rPr>
                 <w:rStyle w:val="Hipervnculo"/>
                 <w:noProof/>
                 <w:lang w:val="es-MX"/>
               </w:rPr>
-              <w:t>Tabla 6: Tabla de elección de Puen</w:t>
-            </w:r>
-            <w:r>
-              <w:rPr>
-                <w:rStyle w:val="Hipervnculo"/>
-                <w:noProof/>
-                <w:lang w:val="es-MX"/>
-              </w:rPr>
-              <w:t>t</w:t>
-            </w:r>
-            <w:r>
-              <w:rPr>
-                <w:rStyle w:val="Hipervnculo"/>
-                <w:noProof/>
-                <w:lang w:val="es-MX"/>
-              </w:rPr>
-              <w:t>e H</w:t>
+              <w:t>Tabla 6: Tabla de elección de Puente H</w:t>
             </w:r>
             <w:r>
               <w:rPr>
@@ -1715,7 +2029,7 @@
                 <w:noProof/>
                 <w:webHidden/>
               </w:rPr>
-              <w:instrText xml:space="preserve"> PAGEREF _Toc240897712 \h </w:instrText>
+              <w:instrText xml:space="preserve"> PAGEREF _Toc241689537 \h </w:instrText>
             </w:r>
             <w:r>
               <w:rPr>
@@ -1735,7 +2049,7 @@
                 <w:noProof/>
                 <w:webHidden/>
               </w:rPr>
-              <w:t>7</w:t>
+              <w:t>9</w:t>
             </w:r>
             <w:r>
               <w:rPr>
@@ -1757,7 +2071,7 @@
               <w:noProof/>
             </w:rPr>
           </w:pPr>
-          <w:hyperlink w:anchor="_Toc240897713" w:history="1">
+          <w:hyperlink w:anchor="_Toc241689538" w:history="1">
             <w:r>
               <w:rPr>
                 <w:rStyle w:val="Hipervnculo"/>
@@ -1785,7 +2099,7 @@
                 <w:noProof/>
                 <w:webHidden/>
               </w:rPr>
-              <w:instrText xml:space="preserve"> PAGEREF _Toc240897713 \h </w:instrText>
+              <w:instrText xml:space="preserve"> PAGEREF _Toc241689538 \h </w:instrText>
             </w:r>
             <w:r>
               <w:rPr>
@@ -1805,7 +2119,7 @@
                 <w:noProof/>
                 <w:webHidden/>
               </w:rPr>
-              <w:t>8</w:t>
+              <w:t>10</w:t>
             </w:r>
             <w:r>
               <w:rPr>
@@ -1827,14 +2141,14 @@
               <w:noProof/>
             </w:rPr>
           </w:pPr>
-          <w:hyperlink w:anchor="_Toc240897714" w:history="1">
+          <w:hyperlink w:anchor="_Toc241689539" w:history="1">
             <w:r>
               <w:rPr>
                 <w:rStyle w:val="Hipervnculo"/>
                 <w:noProof/>
                 <w:lang w:val="es-MX"/>
               </w:rPr>
-              <w:t>Imagen 1: Vista cenital derecha del diseño</w:t>
+              <w:t>Imagen 1: Vista isométrica del robot</w:t>
             </w:r>
             <w:r>
               <w:rPr>
@@ -1855,7 +2169,7 @@
                 <w:noProof/>
                 <w:webHidden/>
               </w:rPr>
-              <w:instrText xml:space="preserve"> PAGEREF _Toc240897714 \h </w:instrText>
+              <w:instrText xml:space="preserve"> PAGEREF _Toc241689539 \h </w:instrText>
             </w:r>
             <w:r>
               <w:rPr>
@@ -1875,7 +2189,7 @@
                 <w:noProof/>
                 <w:webHidden/>
               </w:rPr>
-              <w:t>8</w:t>
+              <w:t>10</w:t>
             </w:r>
             <w:r>
               <w:rPr>
@@ -1897,14 +2211,14 @@
               <w:noProof/>
             </w:rPr>
           </w:pPr>
-          <w:hyperlink w:anchor="_Toc240897715" w:history="1">
+          <w:hyperlink w:anchor="_Toc241689540" w:history="1">
             <w:r>
               <w:rPr>
                 <w:rStyle w:val="Hipervnculo"/>
                 <w:noProof/>
                 <w:lang w:val="es-MX"/>
               </w:rPr>
-              <w:t>Imagen 2: Vista cenital izquierda del diseño</w:t>
+              <w:t>Imagen 2: Vista frontal del robot</w:t>
             </w:r>
             <w:r>
               <w:rPr>
@@ -1925,7 +2239,7 @@
                 <w:noProof/>
                 <w:webHidden/>
               </w:rPr>
-              <w:instrText xml:space="preserve"> PAGEREF _Toc240897715 \h </w:instrText>
+              <w:instrText xml:space="preserve"> PAGEREF _Toc241689540 \h </w:instrText>
             </w:r>
             <w:r>
               <w:rPr>
@@ -1945,7 +2259,7 @@
                 <w:noProof/>
                 <w:webHidden/>
               </w:rPr>
-              <w:t>9</w:t>
+              <w:t>11</w:t>
             </w:r>
             <w:r>
               <w:rPr>
@@ -1967,14 +2281,14 @@
               <w:noProof/>
             </w:rPr>
           </w:pPr>
-          <w:hyperlink w:anchor="_Toc240897716" w:history="1">
+          <w:hyperlink w:anchor="_Toc241689541" w:history="1">
             <w:r>
               <w:rPr>
                 <w:rStyle w:val="Hipervnculo"/>
                 <w:noProof/>
                 <w:lang w:val="es-MX"/>
               </w:rPr>
-              <w:t>Imagen 3: Vista frontal del diseño</w:t>
+              <w:t>Imagen 3: Vista trasera del robot</w:t>
             </w:r>
             <w:r>
               <w:rPr>
@@ -1995,7 +2309,7 @@
                 <w:noProof/>
                 <w:webHidden/>
               </w:rPr>
-              <w:instrText xml:space="preserve"> PAGEREF _Toc240897716 \h </w:instrText>
+              <w:instrText xml:space="preserve"> PAGEREF _Toc241689541 \h </w:instrText>
             </w:r>
             <w:r>
               <w:rPr>
@@ -2015,7 +2329,7 @@
                 <w:noProof/>
                 <w:webHidden/>
               </w:rPr>
-              <w:t>10</w:t>
+              <w:t>12</w:t>
             </w:r>
             <w:r>
               <w:rPr>
@@ -2037,14 +2351,14 @@
               <w:noProof/>
             </w:rPr>
           </w:pPr>
-          <w:hyperlink w:anchor="_Toc240897717" w:history="1">
+          <w:hyperlink w:anchor="_Toc241689542" w:history="1">
             <w:r>
               <w:rPr>
                 <w:rStyle w:val="Hipervnculo"/>
                 <w:noProof/>
                 <w:lang w:val="es-MX"/>
               </w:rPr>
-              <w:t>Imagen 4: Vista lateral del diseño</w:t>
+              <w:t>Imagen 4: Vista lateral del robot</w:t>
             </w:r>
             <w:r>
               <w:rPr>
@@ -2065,7 +2379,7 @@
                 <w:noProof/>
                 <w:webHidden/>
               </w:rPr>
-              <w:instrText xml:space="preserve"> PAGEREF _Toc240897717 \h </w:instrText>
+              <w:instrText xml:space="preserve"> PAGEREF _Toc241689542 \h </w:instrText>
             </w:r>
             <w:r>
               <w:rPr>
@@ -2085,7 +2399,7 @@
                 <w:noProof/>
                 <w:webHidden/>
               </w:rPr>
-              <w:t>11</w:t>
+              <w:t>13</w:t>
             </w:r>
             <w:r>
               <w:rPr>
@@ -2107,14 +2421,14 @@
               <w:noProof/>
             </w:rPr>
           </w:pPr>
-          <w:hyperlink w:anchor="_Toc240897718" w:history="1">
+          <w:hyperlink w:anchor="_Toc241689543" w:history="1">
             <w:r>
               <w:rPr>
                 <w:rStyle w:val="Hipervnculo"/>
                 <w:noProof/>
                 <w:lang w:val="es-MX"/>
               </w:rPr>
-              <w:t>DISEÑO ELECTRICO Y ELECTRONICO (PCB)</w:t>
+              <w:t>DISEÑO ESQUEMATICO ELECTRONICO Y PCB</w:t>
             </w:r>
             <w:r>
               <w:rPr>
@@ -2135,7 +2449,7 @@
                 <w:noProof/>
                 <w:webHidden/>
               </w:rPr>
-              <w:instrText xml:space="preserve"> PAGEREF _Toc240897718 \h </w:instrText>
+              <w:instrText xml:space="preserve"> PAGEREF _Toc241689543 \h </w:instrText>
             </w:r>
             <w:r>
               <w:rPr>
@@ -2155,7 +2469,217 @@
                 <w:noProof/>
                 <w:webHidden/>
               </w:rPr>
-              <w:t>12</w:t>
+              <w:t>14</w:t>
+            </w:r>
+            <w:r>
+              <w:rPr>
+                <w:noProof/>
+                <w:webHidden/>
+              </w:rPr>
+              <w:fldChar w:fldCharType="end"/>
+            </w:r>
+          </w:hyperlink>
+        </w:p>
+        <w:p>
+          <w:pPr>
+            <w:pStyle w:val="TDC3"/>
+            <w:tabs>
+              <w:tab w:val="right" w:leader="dot" w:pos="9350"/>
+            </w:tabs>
+            <w:rPr>
+              <w:rFonts w:asciiTheme="minorHAnsi" w:hAnsiTheme="minorHAnsi"/>
+              <w:noProof/>
+            </w:rPr>
+          </w:pPr>
+          <w:hyperlink w:anchor="_Toc241689544" w:history="1">
+            <w:r>
+              <w:rPr>
+                <w:rStyle w:val="Hipervnculo"/>
+                <w:noProof/>
+                <w:lang w:val="es-MX"/>
+              </w:rPr>
+              <w:t>Imagen 5: Diseño esquemático de las conexiones electrónicas</w:t>
+            </w:r>
+            <w:r>
+              <w:rPr>
+                <w:noProof/>
+                <w:webHidden/>
+              </w:rPr>
+              <w:tab/>
+            </w:r>
+            <w:r>
+              <w:rPr>
+                <w:noProof/>
+                <w:webHidden/>
+              </w:rPr>
+              <w:fldChar w:fldCharType="begin"/>
+            </w:r>
+            <w:r>
+              <w:rPr>
+                <w:noProof/>
+                <w:webHidden/>
+              </w:rPr>
+              <w:instrText xml:space="preserve"> PAGEREF _Toc241689544 \h </w:instrText>
+            </w:r>
+            <w:r>
+              <w:rPr>
+                <w:noProof/>
+                <w:webHidden/>
+              </w:rPr>
+            </w:r>
+            <w:r>
+              <w:rPr>
+                <w:noProof/>
+                <w:webHidden/>
+              </w:rPr>
+              <w:fldChar w:fldCharType="separate"/>
+            </w:r>
+            <w:r>
+              <w:rPr>
+                <w:noProof/>
+                <w:webHidden/>
+              </w:rPr>
+              <w:t>14</w:t>
+            </w:r>
+            <w:r>
+              <w:rPr>
+                <w:noProof/>
+                <w:webHidden/>
+              </w:rPr>
+              <w:fldChar w:fldCharType="end"/>
+            </w:r>
+          </w:hyperlink>
+        </w:p>
+        <w:p>
+          <w:pPr>
+            <w:pStyle w:val="TDC3"/>
+            <w:tabs>
+              <w:tab w:val="right" w:leader="dot" w:pos="9350"/>
+            </w:tabs>
+            <w:rPr>
+              <w:rFonts w:asciiTheme="minorHAnsi" w:hAnsiTheme="minorHAnsi"/>
+              <w:noProof/>
+            </w:rPr>
+          </w:pPr>
+          <w:hyperlink w:anchor="_Toc241689545" w:history="1">
+            <w:r>
+              <w:rPr>
+                <w:rStyle w:val="Hipervnculo"/>
+                <w:noProof/>
+                <w:lang w:val="es-MX"/>
+              </w:rPr>
+              <w:t>Imagen 6: Diseño PCB de las conexiones electrónicas</w:t>
+            </w:r>
+            <w:r>
+              <w:rPr>
+                <w:noProof/>
+                <w:webHidden/>
+              </w:rPr>
+              <w:tab/>
+            </w:r>
+            <w:r>
+              <w:rPr>
+                <w:noProof/>
+                <w:webHidden/>
+              </w:rPr>
+              <w:fldChar w:fldCharType="begin"/>
+            </w:r>
+            <w:r>
+              <w:rPr>
+                <w:noProof/>
+                <w:webHidden/>
+              </w:rPr>
+              <w:instrText xml:space="preserve"> PAGEREF _Toc241689545 \h </w:instrText>
+            </w:r>
+            <w:r>
+              <w:rPr>
+                <w:noProof/>
+                <w:webHidden/>
+              </w:rPr>
+            </w:r>
+            <w:r>
+              <w:rPr>
+                <w:noProof/>
+                <w:webHidden/>
+              </w:rPr>
+              <w:fldChar w:fldCharType="separate"/>
+            </w:r>
+            <w:r>
+              <w:rPr>
+                <w:noProof/>
+                <w:webHidden/>
+              </w:rPr>
+              <w:t>15</w:t>
+            </w:r>
+            <w:r>
+              <w:rPr>
+                <w:noProof/>
+                <w:webHidden/>
+              </w:rPr>
+              <w:fldChar w:fldCharType="end"/>
+            </w:r>
+          </w:hyperlink>
+        </w:p>
+        <w:p>
+          <w:pPr>
+            <w:pStyle w:val="TDC3"/>
+            <w:tabs>
+              <w:tab w:val="right" w:leader="dot" w:pos="9350"/>
+            </w:tabs>
+            <w:rPr>
+              <w:rFonts w:asciiTheme="minorHAnsi" w:hAnsiTheme="minorHAnsi"/>
+              <w:noProof/>
+            </w:rPr>
+          </w:pPr>
+          <w:hyperlink w:anchor="_Toc241689546" w:history="1">
+            <w:r>
+              <w:rPr>
+                <w:rStyle w:val="Hipervnculo"/>
+                <w:noProof/>
+                <w:lang w:val="es-MX"/>
+              </w:rPr>
+              <w:t>Imagen 7: Visualización del físico que tendrá el diseño PCB</w:t>
+            </w:r>
+            <w:r>
+              <w:rPr>
+                <w:noProof/>
+                <w:webHidden/>
+              </w:rPr>
+              <w:tab/>
+            </w:r>
+            <w:r>
+              <w:rPr>
+                <w:noProof/>
+                <w:webHidden/>
+              </w:rPr>
+              <w:fldChar w:fldCharType="begin"/>
+            </w:r>
+            <w:r>
+              <w:rPr>
+                <w:noProof/>
+                <w:webHidden/>
+              </w:rPr>
+              <w:instrText xml:space="preserve"> PAGEREF _Toc241689546 \h </w:instrText>
+            </w:r>
+            <w:r>
+              <w:rPr>
+                <w:noProof/>
+                <w:webHidden/>
+              </w:rPr>
+            </w:r>
+            <w:r>
+              <w:rPr>
+                <w:noProof/>
+                <w:webHidden/>
+              </w:rPr>
+              <w:fldChar w:fldCharType="separate"/>
+            </w:r>
+            <w:r>
+              <w:rPr>
+                <w:noProof/>
+                <w:webHidden/>
+              </w:rPr>
+              <w:t>16</w:t>
             </w:r>
             <w:r>
               <w:rPr>
@@ -2177,7 +2701,7 @@
               <w:noProof/>
             </w:rPr>
           </w:pPr>
-          <w:hyperlink w:anchor="_Toc240897719" w:history="1">
+          <w:hyperlink w:anchor="_Toc241689547" w:history="1">
             <w:r>
               <w:rPr>
                 <w:rStyle w:val="Hipervnculo"/>
@@ -2205,7 +2729,7 @@
                 <w:noProof/>
                 <w:webHidden/>
               </w:rPr>
-              <w:instrText xml:space="preserve"> PAGEREF _Toc240897719 \h </w:instrText>
+              <w:instrText xml:space="preserve"> PAGEREF _Toc241689547 \h </w:instrText>
             </w:r>
             <w:r>
               <w:rPr>
@@ -2225,7 +2749,7 @@
                 <w:noProof/>
                 <w:webHidden/>
               </w:rPr>
-              <w:t>13</w:t>
+              <w:t>17</w:t>
             </w:r>
             <w:r>
               <w:rPr>
@@ -2247,7 +2771,7 @@
               <w:noProof/>
             </w:rPr>
           </w:pPr>
-          <w:hyperlink w:anchor="_Toc240897720" w:history="1">
+          <w:hyperlink w:anchor="_Toc241689548" w:history="1">
             <w:r>
               <w:rPr>
                 <w:rStyle w:val="Hipervnculo"/>
@@ -2275,7 +2799,7 @@
                 <w:noProof/>
                 <w:webHidden/>
               </w:rPr>
-              <w:instrText xml:space="preserve"> PAGEREF _Toc240897720 \h </w:instrText>
+              <w:instrText xml:space="preserve"> PAGEREF _Toc241689548 \h </w:instrText>
             </w:r>
             <w:r>
               <w:rPr>
@@ -2295,7 +2819,7 @@
                 <w:noProof/>
                 <w:webHidden/>
               </w:rPr>
-              <w:t>14</w:t>
+              <w:t>18</w:t>
             </w:r>
             <w:r>
               <w:rPr>
@@ -2327,12 +2851,31 @@
     </w:sdt>
     <w:p>
       <w:pPr>
+        <w:spacing w:before="0"/>
+        <w:jc w:val="left"/>
+        <w:rPr>
+          <w:rFonts w:eastAsiaTheme="majorEastAsia" w:cstheme="majorBidi"/>
+          <w:b/>
+          <w:sz w:val="24"/>
+          <w:szCs w:val="32"/>
+          <w:lang w:val="es-MX"/>
+        </w:rPr>
+      </w:pPr>
+      <w:r>
+        <w:rPr>
+          <w:lang w:val="es-MX"/>
+        </w:rPr>
+        <w:br w:type="page"/>
+      </w:r>
+    </w:p>
+    <w:p>
+      <w:pPr>
         <w:pStyle w:val="Ttulo1"/>
         <w:rPr>
           <w:lang w:val="es-MX"/>
         </w:rPr>
       </w:pPr>
-      <w:bookmarkStart w:id="0" w:name="_Toc240897696"/>
+      <w:bookmarkStart w:id="0" w:name="_Toc241689516"/>
       <w:r>
         <w:rPr>
           <w:lang w:val="es-MX"/>
@@ -2439,7 +2982,7 @@
           <w:lang w:val="es-MX"/>
         </w:rPr>
       </w:pPr>
-      <w:bookmarkStart w:id="1" w:name="_Toc240897697"/>
+      <w:bookmarkStart w:id="1" w:name="_Toc241689517"/>
       <w:r>
         <w:rPr>
           <w:lang w:val="es-MX"/>
@@ -2463,7 +3006,7 @@
           <w:lang w:val="es-MX"/>
         </w:rPr>
       </w:pPr>
-      <w:bookmarkStart w:id="2" w:name="_Toc240897698"/>
+      <w:bookmarkStart w:id="2" w:name="_Toc241689518"/>
       <w:r>
         <w:rPr>
           <w:lang w:val="es-MX"/>
@@ -2523,7 +3066,7 @@
           <w:lang w:val="es-MX"/>
         </w:rPr>
       </w:pPr>
-      <w:bookmarkStart w:id="3" w:name="_Toc240897699"/>
+      <w:bookmarkStart w:id="3" w:name="_Toc241689519"/>
       <w:r>
         <w:rPr>
           <w:lang w:val="es-MX"/>
@@ -2692,13 +3235,13 @@
           <w:lang w:val="es-MX"/>
         </w:rPr>
       </w:pPr>
-      <w:bookmarkStart w:id="4" w:name="_Toc240897700"/>
+      <w:bookmarkStart w:id="4" w:name="_Toc241689520"/>
       <w:r>
         <w:rPr>
           <w:lang w:val="es-MX"/>
         </w:rPr>
         <w:lastRenderedPageBreak/>
-        <w:t>TABLA DE CRITERIO DE ELECCIÓN</w:t>
+        <w:t>REPOSITORIO GITHUB</w:t>
       </w:r>
       <w:bookmarkEnd w:id="4"/>
     </w:p>
@@ -2709,30 +3252,641 @@
           <w:lang w:val="es-MX"/>
         </w:rPr>
       </w:pPr>
-      <w:bookmarkStart w:id="5" w:name="_Toc240897701"/>
-      <w:r>
-        <w:rPr>
-          <w:lang w:val="es-MX"/>
-        </w:rPr>
-        <w:t>Motores:</w:t>
+      <w:bookmarkStart w:id="5" w:name="_Toc241689521"/>
+      <w:r>
+        <w:rPr>
+          <w:lang w:val="es-MX"/>
+        </w:rPr>
+        <w:t>¿Qué es?</w:t>
       </w:r>
       <w:bookmarkEnd w:id="5"/>
     </w:p>
     <w:p>
       <w:pPr>
+        <w:rPr>
+          <w:lang w:val="es-MX"/>
+        </w:rPr>
+      </w:pPr>
+      <w:r>
+        <w:rPr>
+          <w:lang w:val="es-MX"/>
+        </w:rPr>
+        <w:t>El repositorio de G</w:t>
+      </w:r>
+      <w:r>
+        <w:rPr>
+          <w:lang w:val="es-MX"/>
+        </w:rPr>
+        <w:t>it</w:t>
+      </w:r>
+      <w:r>
+        <w:rPr>
+          <w:lang w:val="es-MX"/>
+        </w:rPr>
+        <w:t>H</w:t>
+      </w:r>
+      <w:r>
+        <w:rPr>
+          <w:lang w:val="es-MX"/>
+        </w:rPr>
+        <w:t>ub</w:t>
+      </w:r>
+      <w:r>
+        <w:rPr>
+          <w:lang w:val="es-MX"/>
+        </w:rPr>
+        <w:t xml:space="preserve"> es aquel </w:t>
+      </w:r>
+      <w:r>
+        <w:rPr>
+          <w:lang w:val="es-MX"/>
+        </w:rPr>
+        <w:t xml:space="preserve">espacio virtual en la plataforma del mismo nombre en el cual se realiza el almacenamiento de los distintos </w:t>
+      </w:r>
+      <w:r>
+        <w:rPr>
+          <w:lang w:val="es-MX"/>
+        </w:rPr>
+        <w:t xml:space="preserve">códigos, diseños 3D, diseños electrónicos y demás documentos </w:t>
+      </w:r>
+      <w:r>
+        <w:rPr>
+          <w:lang w:val="es-MX"/>
+        </w:rPr>
+        <w:t xml:space="preserve">(donde entran fotos representativas o este propio informe) </w:t>
+      </w:r>
+      <w:r>
+        <w:rPr>
+          <w:lang w:val="es-MX"/>
+        </w:rPr>
+        <w:t>que sean necesarios y se vayan desarrollando a lo largo</w:t>
+      </w:r>
+      <w:r>
+        <w:rPr>
+          <w:lang w:val="es-MX"/>
+        </w:rPr>
+        <w:t xml:space="preserve"> de</w:t>
+      </w:r>
+      <w:r>
+        <w:rPr>
+          <w:lang w:val="es-MX"/>
+        </w:rPr>
+        <w:t>l</w:t>
+      </w:r>
+      <w:r>
+        <w:rPr>
+          <w:lang w:val="es-MX"/>
+        </w:rPr>
+        <w:t xml:space="preserve"> tiempo que se va realizando el avance del proyecto robot-balancín</w:t>
+      </w:r>
+      <w:r>
+        <w:rPr>
+          <w:lang w:val="es-MX"/>
+        </w:rPr>
+        <w:t>.</w:t>
+      </w:r>
+    </w:p>
+    <w:p>
+      <w:pPr>
+        <w:rPr>
+          <w:lang w:val="es-MX"/>
+        </w:rPr>
+      </w:pPr>
+    </w:p>
+    <w:p>
+      <w:pPr>
+        <w:pStyle w:val="Ttulo2"/>
+        <w:rPr>
+          <w:lang w:val="es-MX"/>
+        </w:rPr>
+      </w:pPr>
+      <w:bookmarkStart w:id="6" w:name="_Toc241689522"/>
+      <w:r>
+        <w:rPr>
+          <w:lang w:val="es-MX"/>
+        </w:rPr>
+        <w:t>¿Qué función cumple?</w:t>
+      </w:r>
+      <w:bookmarkEnd w:id="6"/>
+    </w:p>
+    <w:p>
+      <w:pPr>
+        <w:rPr>
+          <w:lang w:val="es-MX"/>
+        </w:rPr>
+      </w:pPr>
+      <w:r>
+        <w:rPr>
+          <w:lang w:val="es-MX"/>
+        </w:rPr>
+        <w:t>E</w:t>
+      </w:r>
+      <w:r>
+        <w:rPr>
+          <w:lang w:val="es-MX"/>
+        </w:rPr>
+        <w:t xml:space="preserve">ste repositorio </w:t>
+      </w:r>
+      <w:r>
+        <w:rPr>
+          <w:lang w:val="es-MX"/>
+        </w:rPr>
+        <w:t>resuelve</w:t>
+      </w:r>
+      <w:r>
+        <w:rPr>
+          <w:lang w:val="es-MX"/>
+        </w:rPr>
+        <w:t xml:space="preserve"> la necesidad no solo </w:t>
+      </w:r>
+      <w:r>
+        <w:rPr>
+          <w:lang w:val="es-MX"/>
+        </w:rPr>
+        <w:t>de tener un registro de todos los documentos que se realicen</w:t>
+      </w:r>
+      <w:r>
+        <w:rPr>
+          <w:lang w:val="es-MX"/>
+        </w:rPr>
+        <w:t xml:space="preserve"> o se modifiquen</w:t>
+      </w:r>
+      <w:r>
+        <w:rPr>
+          <w:lang w:val="es-MX"/>
+        </w:rPr>
+        <w:t>, sino que también es útil para poder tener un respaldo de esta propia información gracias a su funcionamiento de ramas y las versiones que estas pueden tener</w:t>
+      </w:r>
+      <w:r>
+        <w:rPr>
+          <w:lang w:val="es-MX"/>
+        </w:rPr>
+        <w:t xml:space="preserve">, así como también proporcionar un orden </w:t>
+      </w:r>
+      <w:r>
+        <w:rPr>
+          <w:lang w:val="es-MX"/>
+        </w:rPr>
+        <w:t>más</w:t>
+      </w:r>
+      <w:r>
+        <w:rPr>
+          <w:lang w:val="es-MX"/>
+        </w:rPr>
+        <w:t xml:space="preserve"> profesional</w:t>
+      </w:r>
+      <w:r>
+        <w:rPr>
+          <w:lang w:val="es-MX"/>
+        </w:rPr>
+        <w:t xml:space="preserve"> para la información que este proyecto vaya disponiendo.</w:t>
+      </w:r>
+    </w:p>
+    <w:p>
+      <w:pPr>
+        <w:rPr>
+          <w:lang w:val="es-MX"/>
+        </w:rPr>
+      </w:pPr>
+    </w:p>
+    <w:p>
+      <w:pPr>
+        <w:pStyle w:val="Ttulo2"/>
+        <w:rPr>
+          <w:lang w:val="es-MX"/>
+        </w:rPr>
+      </w:pPr>
+      <w:bookmarkStart w:id="7" w:name="_Toc241689523"/>
+      <w:r>
+        <w:rPr>
+          <w:lang w:val="es-MX"/>
+        </w:rPr>
+        <w:t>¿Qué es una rama y cuantas tiene el proyecto?</w:t>
+      </w:r>
+      <w:bookmarkEnd w:id="7"/>
+    </w:p>
+    <w:p>
+      <w:pPr>
+        <w:rPr>
+          <w:lang w:val="es-MX"/>
+        </w:rPr>
+      </w:pPr>
+      <w:r>
+        <w:rPr>
+          <w:lang w:val="es-MX"/>
+        </w:rPr>
+        <w:t>El mecanismo de ramas del repositorio de GitHub es por así decirlo</w:t>
+      </w:r>
+      <w:r>
+        <w:rPr>
+          <w:lang w:val="es-MX"/>
+        </w:rPr>
+        <w:t>: una forma de separar distint</w:t>
+      </w:r>
+      <w:r>
+        <w:rPr>
+          <w:lang w:val="es-MX"/>
+        </w:rPr>
+        <w:t>os avances y documentos a nombre de cada contribuyente, donde cada contribuyente posee su propia rama y donde por medio de esta se encargará de realizar sus respectivos envíos de documentos esenciales para el proyecto.</w:t>
+      </w:r>
+    </w:p>
+    <w:p>
+      <w:pPr>
+        <w:rPr>
+          <w:lang w:val="es-MX"/>
+        </w:rPr>
+      </w:pPr>
+      <w:r>
+        <w:rPr>
+          <w:lang w:val="es-MX"/>
+        </w:rPr>
+        <w:t>En el caso de este proyecto, se constan de 5 ramas vigentes, donde cada una llave coma tarea una ocupación en especifica, siendo: el diseño 3D del robot, el diseño electrónico de la placa, las pruebas unitarias y sus respectivas evidencias, las pruebas de la cámara y la documentación de todos estos avances.</w:t>
+      </w:r>
+    </w:p>
+    <w:p>
+      <w:pPr>
+        <w:rPr>
+          <w:lang w:val="es-MX"/>
+        </w:rPr>
+      </w:pPr>
+    </w:p>
+    <w:p>
+      <w:r>
+        <w:rPr>
+          <w:lang w:val="es-MX"/>
+        </w:rPr>
+        <w:t xml:space="preserve">El repositorio de GitHub de este proyecto en </w:t>
+      </w:r>
+      <w:r>
+        <w:rPr>
+          <w:lang w:val="es-MX"/>
+        </w:rPr>
+        <w:t>específico</w:t>
+      </w:r>
+      <w:r>
+        <w:rPr>
+          <w:lang w:val="es-MX"/>
+        </w:rPr>
+        <w:t xml:space="preserve"> se puede encontrar por el siguiente link:</w:t>
+      </w:r>
+      <w:r>
+        <w:t xml:space="preserve"> </w:t>
+      </w:r>
+      <w:hyperlink r:id="rId8" w:history="1">
+        <w:r>
+          <w:rPr>
+            <w:rStyle w:val="Hipervnculo"/>
+          </w:rPr>
+          <w:t>Starkyu223/Proyecto_Balacin-inador: Seguidor de linea con logica de pendulo invertido y camara</w:t>
+        </w:r>
+      </w:hyperlink>
+      <w:r>
+        <w:t>.</w:t>
+      </w:r>
+    </w:p>
+    <w:p/>
+    <w:p>
+      <w:pPr>
+        <w:spacing w:before="0"/>
+        <w:jc w:val="left"/>
+        <w:rPr>
+          <w:lang w:val="es-MX"/>
+        </w:rPr>
+      </w:pPr>
+      <w:r>
+        <w:rPr>
+          <w:lang w:val="es-MX"/>
+        </w:rPr>
+        <w:br w:type="page"/>
+      </w:r>
+    </w:p>
+    <w:p>
+      <w:pPr>
+        <w:pStyle w:val="Ttulo1"/>
+        <w:rPr>
+          <w:lang w:val="es-MX"/>
+        </w:rPr>
+      </w:pPr>
+      <w:bookmarkStart w:id="8" w:name="_Toc241689524"/>
+      <w:r>
+        <w:rPr>
+          <w:lang w:val="es-MX"/>
+        </w:rPr>
+        <w:lastRenderedPageBreak/>
+        <w:t>LISTADO DE COMPONENTES PARA EL PROYECTO</w:t>
+      </w:r>
+      <w:bookmarkEnd w:id="8"/>
+    </w:p>
+    <w:p>
+      <w:pPr>
+        <w:rPr>
+          <w:lang w:val="es-MX"/>
+        </w:rPr>
+      </w:pPr>
+      <w:r>
+        <w:rPr>
+          <w:lang w:val="es-MX"/>
+        </w:rPr>
+        <w:t>Para la concepción y diseño electrónico del proyecto se requirió la obtención de los siguientes componentes:</w:t>
+      </w:r>
+    </w:p>
+    <w:p>
+      <w:pPr>
+        <w:pStyle w:val="Prrafodelista"/>
+        <w:numPr>
+          <w:ilvl w:val="0"/>
+          <w:numId w:val="46"/>
+        </w:numPr>
+        <w:rPr>
+          <w:lang w:val="es-MX"/>
+        </w:rPr>
+      </w:pPr>
+      <w:r>
+        <w:rPr>
+          <w:lang w:val="es-MX"/>
+        </w:rPr>
+        <w:t>Motores 25GA370</w:t>
+      </w:r>
+    </w:p>
+    <w:p>
+      <w:pPr>
+        <w:pStyle w:val="Prrafodelista"/>
+        <w:numPr>
+          <w:ilvl w:val="0"/>
+          <w:numId w:val="46"/>
+        </w:numPr>
+        <w:rPr>
+          <w:lang w:val="es-MX"/>
+        </w:rPr>
+      </w:pPr>
+      <w:r>
+        <w:rPr>
+          <w:lang w:val="es-MX"/>
+        </w:rPr>
+        <w:t>Microcontrolador ESP32 S3</w:t>
+      </w:r>
+    </w:p>
+    <w:p>
+      <w:pPr>
+        <w:pStyle w:val="Prrafodelista"/>
+        <w:numPr>
+          <w:ilvl w:val="0"/>
+          <w:numId w:val="46"/>
+        </w:numPr>
+        <w:rPr>
+          <w:lang w:val="es-MX"/>
+        </w:rPr>
+      </w:pPr>
+      <w:r>
+        <w:rPr>
+          <w:lang w:val="es-MX"/>
+        </w:rPr>
+        <w:t>Puente H TB6612FNG</w:t>
+      </w:r>
+    </w:p>
+    <w:p>
+      <w:pPr>
+        <w:pStyle w:val="Prrafodelista"/>
+        <w:numPr>
+          <w:ilvl w:val="0"/>
+          <w:numId w:val="46"/>
+        </w:numPr>
+        <w:rPr>
+          <w:lang w:val="es-MX"/>
+        </w:rPr>
+      </w:pPr>
+      <w:r>
+        <w:rPr>
+          <w:lang w:val="es-MX"/>
+        </w:rPr>
+        <w:t>Regulador de voltaje LM2596</w:t>
+      </w:r>
+    </w:p>
+    <w:p>
+      <w:pPr>
+        <w:pStyle w:val="Prrafodelista"/>
+        <w:numPr>
+          <w:ilvl w:val="0"/>
+          <w:numId w:val="46"/>
+        </w:numPr>
+        <w:rPr>
+          <w:lang w:val="es-MX"/>
+        </w:rPr>
+      </w:pPr>
+      <w:r>
+        <w:rPr>
+          <w:lang w:val="es-MX"/>
+        </w:rPr>
+        <w:t>Cámara OV3660</w:t>
+      </w:r>
+    </w:p>
+    <w:p>
+      <w:pPr>
+        <w:pStyle w:val="Prrafodelista"/>
+        <w:numPr>
+          <w:ilvl w:val="0"/>
+          <w:numId w:val="46"/>
+        </w:numPr>
+        <w:rPr>
+          <w:lang w:val="es-MX"/>
+        </w:rPr>
+      </w:pPr>
+      <w:r>
+        <w:rPr>
+          <w:lang w:val="es-MX"/>
+        </w:rPr>
+        <w:t>Giroscopio MPU6050</w:t>
+      </w:r>
+    </w:p>
+    <w:p>
+      <w:pPr>
+        <w:rPr>
+          <w:lang w:val="es-MX"/>
+        </w:rPr>
+      </w:pPr>
+      <w:r>
+        <w:rPr>
+          <w:lang w:val="es-MX"/>
+        </w:rPr>
+        <w:t xml:space="preserve">Donde </w:t>
+      </w:r>
+      <w:r>
+        <w:rPr>
+          <w:lang w:val="es-MX"/>
+        </w:rPr>
+        <w:t>el criterio de elección de estos componentes por ante otros</w:t>
+      </w:r>
+      <w:r>
+        <w:rPr>
+          <w:lang w:val="es-MX"/>
+        </w:rPr>
+        <w:t>,</w:t>
+      </w:r>
+      <w:r>
+        <w:rPr>
+          <w:lang w:val="es-MX"/>
+        </w:rPr>
+        <w:t xml:space="preserve"> se </w:t>
+      </w:r>
+      <w:r>
+        <w:rPr>
+          <w:lang w:val="es-MX"/>
+        </w:rPr>
+        <w:t>realizó</w:t>
+      </w:r>
+      <w:r>
+        <w:rPr>
+          <w:lang w:val="es-MX"/>
+        </w:rPr>
+        <w:t xml:space="preserve"> </w:t>
+      </w:r>
+      <w:r>
+        <w:rPr>
+          <w:lang w:val="es-MX"/>
+        </w:rPr>
+        <w:t xml:space="preserve">mediante el análisis </w:t>
+      </w:r>
+      <w:r>
+        <w:rPr>
+          <w:lang w:val="es-MX"/>
+        </w:rPr>
+        <w:t xml:space="preserve">de las características y ventajas de cada componente </w:t>
+      </w:r>
+      <w:r>
+        <w:rPr>
+          <w:lang w:val="es-MX"/>
+        </w:rPr>
+        <w:t>p</w:t>
+      </w:r>
+      <w:r>
+        <w:rPr>
+          <w:lang w:val="es-MX"/>
+        </w:rPr>
+        <w:t>ropia</w:t>
+      </w:r>
+      <w:r>
+        <w:rPr>
+          <w:lang w:val="es-MX"/>
+        </w:rPr>
+        <w:t xml:space="preserve"> </w:t>
+      </w:r>
+      <w:r>
+        <w:rPr>
+          <w:lang w:val="es-MX"/>
+        </w:rPr>
+        <w:t xml:space="preserve">de </w:t>
+      </w:r>
+      <w:r>
+        <w:rPr>
+          <w:lang w:val="es-MX"/>
+        </w:rPr>
+        <w:t>una tabla de criterio de elección</w:t>
+      </w:r>
+      <w:r>
+        <w:rPr>
+          <w:lang w:val="es-MX"/>
+        </w:rPr>
+        <w:t xml:space="preserve"> </w:t>
+      </w:r>
+      <w:r>
+        <w:rPr>
+          <w:lang w:val="es-MX"/>
+        </w:rPr>
+        <w:t>(que se encuentra siguiente a esta página</w:t>
+      </w:r>
+      <w:r>
+        <w:rPr>
+          <w:lang w:val="es-MX"/>
+        </w:rPr>
+        <w:t>)</w:t>
+      </w:r>
+      <w:r>
+        <w:rPr>
+          <w:lang w:val="es-MX"/>
+        </w:rPr>
+        <w:t>, donde los componentes elegidos saldrán resaltados en amarrillo</w:t>
+      </w:r>
+      <w:r>
+        <w:rPr>
+          <w:lang w:val="es-MX"/>
+        </w:rPr>
+        <w:t xml:space="preserve">. </w:t>
+      </w:r>
+    </w:p>
+    <w:p>
+      <w:pPr>
+        <w:rPr>
+          <w:lang w:val="es-MX"/>
+        </w:rPr>
+      </w:pPr>
+      <w:r>
+        <w:rPr>
+          <w:lang w:val="es-MX"/>
+        </w:rPr>
+        <w:t xml:space="preserve"> </w:t>
+      </w:r>
+    </w:p>
+    <w:p>
+      <w:pPr>
+        <w:rPr>
+          <w:lang w:val="es-MX"/>
+        </w:rPr>
+      </w:pPr>
+      <w:r>
+        <w:rPr>
+          <w:lang w:val="es-MX"/>
+        </w:rPr>
+        <w:br w:type="page"/>
+      </w:r>
+    </w:p>
+    <w:p>
+      <w:pPr>
+        <w:pStyle w:val="Ttulo1"/>
+        <w:rPr>
+          <w:lang w:val="es-MX"/>
+        </w:rPr>
+      </w:pPr>
+      <w:bookmarkStart w:id="9" w:name="_Toc241689525"/>
+      <w:r>
+        <w:rPr>
+          <w:lang w:val="es-MX"/>
+        </w:rPr>
+        <w:lastRenderedPageBreak/>
+        <w:t>TABLA DE CRITERIO DE ELECCIÓN</w:t>
+      </w:r>
+      <w:bookmarkEnd w:id="9"/>
+    </w:p>
+    <w:p>
+      <w:pPr>
+        <w:pStyle w:val="Ttulo2"/>
+        <w:rPr>
+          <w:lang w:val="es-MX"/>
+        </w:rPr>
+      </w:pPr>
+      <w:bookmarkStart w:id="10" w:name="_Toc241689526"/>
+      <w:r>
+        <w:rPr>
+          <w:lang w:val="es-MX"/>
+        </w:rPr>
+        <w:t>Motores:</w:t>
+      </w:r>
+      <w:bookmarkEnd w:id="10"/>
+    </w:p>
+    <w:p>
+      <w:pPr>
         <w:pStyle w:val="Ttulo3"/>
         <w:rPr>
           <w:lang w:val="es-MX"/>
         </w:rPr>
       </w:pPr>
-      <w:bookmarkStart w:id="6" w:name="_Toc240897702"/>
+      <w:bookmarkStart w:id="11" w:name="_Toc241689527"/>
       <w:r>
         <w:rPr>
           <w:lang w:val="es-MX"/>
         </w:rPr>
         <w:t>Tabla 1: Tabla de elección de motores</w:t>
       </w:r>
-      <w:bookmarkEnd w:id="6"/>
+      <w:bookmarkEnd w:id="11"/>
     </w:p>
     <w:tbl>
       <w:tblPr>
@@ -2804,7 +3958,7 @@
               <w:rPr>
                 <w:lang w:val="es-MX"/>
               </w:rPr>
-              <w:t>Torque</w:t>
+              <w:t>RPM</w:t>
             </w:r>
           </w:p>
         </w:tc>
@@ -2845,6 +3999,108 @@
                 <w:lang w:val="es-MX"/>
               </w:rPr>
               <w:t>Precio</w:t>
+            </w:r>
+          </w:p>
+        </w:tc>
+      </w:tr>
+      <w:tr>
+        <w:tc>
+          <w:tcPr>
+            <w:tcW w:w="1870" w:type="dxa"/>
+            <w:shd w:val="clear" w:color="auto" w:fill="EFEF85"/>
+          </w:tcPr>
+          <w:p>
+            <w:pPr>
+              <w:jc w:val="center"/>
+              <w:rPr>
+                <w:lang w:val="es-MX"/>
+              </w:rPr>
+            </w:pPr>
+            <w:r>
+              <w:rPr>
+                <w:lang w:val="es-MX"/>
+              </w:rPr>
+              <w:t>25GA370</w:t>
+            </w:r>
+          </w:p>
+        </w:tc>
+        <w:tc>
+          <w:tcPr>
+            <w:tcW w:w="1870" w:type="dxa"/>
+            <w:shd w:val="clear" w:color="auto" w:fill="EFEF85"/>
+          </w:tcPr>
+          <w:p>
+            <w:pPr>
+              <w:jc w:val="center"/>
+              <w:rPr>
+                <w:lang w:val="es-MX"/>
+              </w:rPr>
+            </w:pPr>
+            <w:r>
+              <w:rPr>
+                <w:lang w:val="es-MX"/>
+              </w:rPr>
+              <w:t>12V</w:t>
+            </w:r>
+          </w:p>
+        </w:tc>
+        <w:tc>
+          <w:tcPr>
+            <w:tcW w:w="1870" w:type="dxa"/>
+            <w:shd w:val="clear" w:color="auto" w:fill="EFEF85"/>
+          </w:tcPr>
+          <w:p>
+            <w:pPr>
+              <w:jc w:val="center"/>
+              <w:rPr>
+                <w:lang w:val="es-MX"/>
+              </w:rPr>
+            </w:pPr>
+            <w:r>
+              <w:rPr>
+                <w:lang w:val="es-MX"/>
+              </w:rPr>
+              <w:t>100</w:t>
+            </w:r>
+          </w:p>
+        </w:tc>
+        <w:tc>
+          <w:tcPr>
+            <w:tcW w:w="1870" w:type="dxa"/>
+            <w:shd w:val="clear" w:color="auto" w:fill="EFEF85"/>
+          </w:tcPr>
+          <w:p>
+            <w:pPr>
+              <w:jc w:val="center"/>
+              <w:rPr>
+                <w:lang w:val="es-MX"/>
+              </w:rPr>
+            </w:pPr>
+            <w:r>
+              <w:rPr>
+                <w:lang w:val="es-MX"/>
+              </w:rPr>
+              <w:t>Si</w:t>
+            </w:r>
+          </w:p>
+        </w:tc>
+        <w:tc>
+          <w:tcPr>
+            <w:tcW w:w="1870" w:type="dxa"/>
+            <w:shd w:val="clear" w:color="auto" w:fill="EFEF85"/>
+          </w:tcPr>
+          <w:p>
+            <w:pPr>
+              <w:jc w:val="center"/>
+              <w:rPr>
+                <w:lang w:val="es-MX"/>
+              </w:rPr>
+            </w:pPr>
+            <w:r>
+              <w:rPr>
+                <w:lang w:val="es-MX"/>
+              </w:rPr>
+              <w:t xml:space="preserve">37.300 </w:t>
             </w:r>
           </w:p>
         </w:tc>
@@ -2862,6 +4118,12 @@
                 <w:lang w:val="es-MX"/>
               </w:rPr>
             </w:pPr>
+            <w:r>
+              <w:rPr>
+                <w:lang w:val="es-MX"/>
+              </w:rPr>
+              <w:t>Motor reductor amarillo</w:t>
+            </w:r>
           </w:p>
         </w:tc>
         <w:tc>
@@ -2876,6 +4138,12 @@
                 <w:lang w:val="es-MX"/>
               </w:rPr>
             </w:pPr>
+            <w:r>
+              <w:rPr>
+                <w:lang w:val="es-MX"/>
+              </w:rPr>
+              <w:t>6V</w:t>
+            </w:r>
           </w:p>
         </w:tc>
         <w:tc>
@@ -2890,6 +4158,12 @@
                 <w:lang w:val="es-MX"/>
               </w:rPr>
             </w:pPr>
+            <w:r>
+              <w:rPr>
+                <w:lang w:val="es-MX"/>
+              </w:rPr>
+              <w:t>120</w:t>
+            </w:r>
           </w:p>
         </w:tc>
         <w:tc>
@@ -2904,6 +4178,12 @@
                 <w:lang w:val="es-MX"/>
               </w:rPr>
             </w:pPr>
+            <w:r>
+              <w:rPr>
+                <w:lang w:val="es-MX"/>
+              </w:rPr>
+              <w:t>No</w:t>
+            </w:r>
           </w:p>
         </w:tc>
         <w:tc>
@@ -2918,6 +4198,12 @@
                 <w:lang w:val="es-MX"/>
               </w:rPr>
             </w:pPr>
+            <w:r>
+              <w:rPr>
+                <w:lang w:val="es-MX"/>
+              </w:rPr>
+              <w:t>13.000</w:t>
+            </w:r>
           </w:p>
         </w:tc>
       </w:tr>
@@ -2934,6 +4220,12 @@
                 <w:lang w:val="es-MX"/>
               </w:rPr>
             </w:pPr>
+            <w:r>
+              <w:rPr>
+                <w:lang w:val="es-MX"/>
+              </w:rPr>
+              <w:t>Pololu N20</w:t>
+            </w:r>
           </w:p>
         </w:tc>
         <w:tc>
@@ -2948,6 +4240,12 @@
                 <w:lang w:val="es-MX"/>
               </w:rPr>
             </w:pPr>
+            <w:r>
+              <w:rPr>
+                <w:lang w:val="es-MX"/>
+              </w:rPr>
+              <w:t>12V</w:t>
+            </w:r>
           </w:p>
         </w:tc>
         <w:tc>
@@ -2962,6 +4260,12 @@
                 <w:lang w:val="es-MX"/>
               </w:rPr>
             </w:pPr>
+            <w:r>
+              <w:rPr>
+                <w:lang w:val="es-MX"/>
+              </w:rPr>
+              <w:t>15-6000</w:t>
+            </w:r>
           </w:p>
         </w:tc>
         <w:tc>
@@ -2976,6 +4280,12 @@
                 <w:lang w:val="es-MX"/>
               </w:rPr>
             </w:pPr>
+            <w:r>
+              <w:rPr>
+                <w:lang w:val="es-MX"/>
+              </w:rPr>
+              <w:t>No</w:t>
+            </w:r>
           </w:p>
         </w:tc>
         <w:tc>
@@ -2990,78 +4300,12 @@
                 <w:lang w:val="es-MX"/>
               </w:rPr>
             </w:pPr>
-          </w:p>
-        </w:tc>
-      </w:tr>
-      <w:tr>
-        <w:tc>
-          <w:tcPr>
-            <w:tcW w:w="1870" w:type="dxa"/>
-            <w:shd w:val="clear" w:color="auto" w:fill="DBE5F1" w:themeFill="accent1" w:themeFillTint="33"/>
-          </w:tcPr>
-          <w:p>
-            <w:pPr>
-              <w:jc w:val="center"/>
-              <w:rPr>
-                <w:lang w:val="es-MX"/>
-              </w:rPr>
-            </w:pPr>
-          </w:p>
-        </w:tc>
-        <w:tc>
-          <w:tcPr>
-            <w:tcW w:w="1870" w:type="dxa"/>
-            <w:shd w:val="clear" w:color="auto" w:fill="DBE5F1" w:themeFill="accent1" w:themeFillTint="33"/>
-          </w:tcPr>
-          <w:p>
-            <w:pPr>
-              <w:jc w:val="center"/>
-              <w:rPr>
-                <w:lang w:val="es-MX"/>
-              </w:rPr>
-            </w:pPr>
-          </w:p>
-        </w:tc>
-        <w:tc>
-          <w:tcPr>
-            <w:tcW w:w="1870" w:type="dxa"/>
-            <w:shd w:val="clear" w:color="auto" w:fill="DBE5F1" w:themeFill="accent1" w:themeFillTint="33"/>
-          </w:tcPr>
-          <w:p>
-            <w:pPr>
-              <w:jc w:val="center"/>
-              <w:rPr>
-                <w:lang w:val="es-MX"/>
-              </w:rPr>
-            </w:pPr>
-          </w:p>
-        </w:tc>
-        <w:tc>
-          <w:tcPr>
-            <w:tcW w:w="1870" w:type="dxa"/>
-            <w:shd w:val="clear" w:color="auto" w:fill="DBE5F1" w:themeFill="accent1" w:themeFillTint="33"/>
-          </w:tcPr>
-          <w:p>
-            <w:pPr>
-              <w:jc w:val="center"/>
-              <w:rPr>
-                <w:lang w:val="es-MX"/>
-              </w:rPr>
-            </w:pPr>
-          </w:p>
-        </w:tc>
-        <w:tc>
-          <w:tcPr>
-            <w:tcW w:w="1870" w:type="dxa"/>
-            <w:shd w:val="clear" w:color="auto" w:fill="DBE5F1" w:themeFill="accent1" w:themeFillTint="33"/>
-          </w:tcPr>
-          <w:p>
-            <w:pPr>
-              <w:jc w:val="center"/>
-              <w:rPr>
-                <w:lang w:val="es-MX"/>
-              </w:rPr>
-            </w:pPr>
+            <w:r>
+              <w:rPr>
+                <w:lang w:val="es-MX"/>
+              </w:rPr>
+              <w:t>65.000</w:t>
+            </w:r>
           </w:p>
         </w:tc>
       </w:tr>
@@ -3085,60 +4329,35 @@
     </w:p>
     <w:p>
       <w:pPr>
-        <w:rPr>
-          <w:lang w:val="es-MX"/>
-        </w:rPr>
-      </w:pPr>
+        <w:pStyle w:val="Ttulo2"/>
+        <w:rPr>
+          <w:lang w:val="es-MX"/>
+        </w:rPr>
+      </w:pPr>
+      <w:bookmarkStart w:id="12" w:name="_Toc241689528"/>
+      <w:r>
+        <w:rPr>
+          <w:lang w:val="es-MX"/>
+        </w:rPr>
+        <w:t>Microcontrolador:</w:t>
+      </w:r>
+      <w:bookmarkEnd w:id="12"/>
     </w:p>
     <w:p>
       <w:pPr>
-        <w:pStyle w:val="Ttulo2"/>
-        <w:rPr>
-          <w:lang w:val="es-MX"/>
-        </w:rPr>
-      </w:pPr>
-      <w:bookmarkStart w:id="7" w:name="_Toc240897703"/>
-      <w:r>
-        <w:rPr>
-          <w:lang w:val="es-MX"/>
-        </w:rPr>
-        <w:t>Microcontrolador:</w:t>
-      </w:r>
-      <w:bookmarkEnd w:id="7"/>
-    </w:p>
-    <w:p>
-      <w:pPr>
         <w:pStyle w:val="Ttulo3"/>
         <w:rPr>
           <w:lang w:val="es-MX"/>
         </w:rPr>
       </w:pPr>
-      <w:bookmarkStart w:id="8" w:name="_Toc240897704"/>
-      <w:r>
-        <w:rPr>
-          <w:lang w:val="es-MX"/>
-        </w:rPr>
-        <w:t xml:space="preserve">Tabla </w:t>
-      </w:r>
-      <w:r>
-        <w:rPr>
-          <w:lang w:val="es-MX"/>
-        </w:rPr>
-        <w:t>2</w:t>
-      </w:r>
-      <w:r>
-        <w:rPr>
-          <w:lang w:val="es-MX"/>
-        </w:rPr>
-        <w:t xml:space="preserve">: Tabla de elección de </w:t>
-      </w:r>
-      <w:r>
-        <w:rPr>
-          <w:lang w:val="es-MX"/>
-        </w:rPr>
-        <w:t>microcontrolador</w:t>
-      </w:r>
-      <w:bookmarkEnd w:id="8"/>
+      <w:bookmarkStart w:id="13" w:name="_Toc241689529"/>
+      <w:r>
+        <w:rPr>
+          <w:lang w:val="es-MX"/>
+        </w:rPr>
+        <w:t>Tabla 2: Tabla de elección de microcontrolador</w:t>
+      </w:r>
+      <w:bookmarkEnd w:id="13"/>
     </w:p>
     <w:tbl>
       <w:tblPr>
@@ -3230,7 +4449,7 @@
               <w:rPr>
                 <w:lang w:val="es-MX"/>
               </w:rPr>
-              <w:t>Velocidad</w:t>
+              <w:t>Frecuencia de cristal</w:t>
             </w:r>
           </w:p>
         </w:tc>
@@ -3251,6 +4470,108 @@
                 <w:lang w:val="es-MX"/>
               </w:rPr>
               <w:t>Precio</w:t>
+            </w:r>
+          </w:p>
+        </w:tc>
+      </w:tr>
+      <w:tr>
+        <w:tc>
+          <w:tcPr>
+            <w:tcW w:w="1870" w:type="dxa"/>
+            <w:shd w:val="clear" w:color="auto" w:fill="EFEF85"/>
+          </w:tcPr>
+          <w:p>
+            <w:pPr>
+              <w:jc w:val="center"/>
+              <w:rPr>
+                <w:lang w:val="es-MX"/>
+              </w:rPr>
+            </w:pPr>
+            <w:r>
+              <w:rPr>
+                <w:lang w:val="es-MX"/>
+              </w:rPr>
+              <w:t>ESP 32 S3</w:t>
+            </w:r>
+          </w:p>
+        </w:tc>
+        <w:tc>
+          <w:tcPr>
+            <w:tcW w:w="1870" w:type="dxa"/>
+            <w:shd w:val="clear" w:color="auto" w:fill="EFEF85"/>
+          </w:tcPr>
+          <w:p>
+            <w:pPr>
+              <w:jc w:val="center"/>
+              <w:rPr>
+                <w:lang w:val="es-MX"/>
+              </w:rPr>
+            </w:pPr>
+            <w:r>
+              <w:rPr>
+                <w:lang w:val="es-MX"/>
+              </w:rPr>
+              <w:t>285-355mA</w:t>
+            </w:r>
+          </w:p>
+        </w:tc>
+        <w:tc>
+          <w:tcPr>
+            <w:tcW w:w="1870" w:type="dxa"/>
+            <w:shd w:val="clear" w:color="auto" w:fill="EFEF85"/>
+          </w:tcPr>
+          <w:p>
+            <w:pPr>
+              <w:jc w:val="center"/>
+              <w:rPr>
+                <w:lang w:val="es-MX"/>
+              </w:rPr>
+            </w:pPr>
+            <w:r>
+              <w:rPr>
+                <w:lang w:val="es-MX"/>
+              </w:rPr>
+              <w:t>Excelente</w:t>
+            </w:r>
+          </w:p>
+        </w:tc>
+        <w:tc>
+          <w:tcPr>
+            <w:tcW w:w="1870" w:type="dxa"/>
+            <w:shd w:val="clear" w:color="auto" w:fill="EFEF85"/>
+          </w:tcPr>
+          <w:p>
+            <w:pPr>
+              <w:jc w:val="center"/>
+              <w:rPr>
+                <w:lang w:val="es-MX"/>
+              </w:rPr>
+            </w:pPr>
+            <w:r>
+              <w:rPr>
+                <w:lang w:val="es-MX"/>
+              </w:rPr>
+              <w:t>240Mhz</w:t>
+            </w:r>
+          </w:p>
+        </w:tc>
+        <w:tc>
+          <w:tcPr>
+            <w:tcW w:w="1870" w:type="dxa"/>
+            <w:shd w:val="clear" w:color="auto" w:fill="EFEF85"/>
+          </w:tcPr>
+          <w:p>
+            <w:pPr>
+              <w:jc w:val="center"/>
+              <w:rPr>
+                <w:lang w:val="es-MX"/>
+              </w:rPr>
+            </w:pPr>
+            <w:r>
+              <w:rPr>
+                <w:lang w:val="es-MX"/>
+              </w:rPr>
+              <w:t>40.600</w:t>
             </w:r>
           </w:p>
         </w:tc>
@@ -3268,6 +4589,12 @@
                 <w:lang w:val="es-MX"/>
               </w:rPr>
             </w:pPr>
+            <w:r>
+              <w:rPr>
+                <w:lang w:val="es-MX"/>
+              </w:rPr>
+              <w:t>Arduino UNO</w:t>
+            </w:r>
           </w:p>
         </w:tc>
         <w:tc>
@@ -3282,6 +4609,12 @@
                 <w:lang w:val="es-MX"/>
               </w:rPr>
             </w:pPr>
+            <w:r>
+              <w:rPr>
+                <w:lang w:val="es-MX"/>
+              </w:rPr>
+              <w:t>50mA</w:t>
+            </w:r>
           </w:p>
         </w:tc>
         <w:tc>
@@ -3296,6 +4629,12 @@
                 <w:lang w:val="es-MX"/>
               </w:rPr>
             </w:pPr>
+            <w:r>
+              <w:rPr>
+                <w:lang w:val="es-MX"/>
+              </w:rPr>
+              <w:t>Insuficiente</w:t>
+            </w:r>
           </w:p>
         </w:tc>
         <w:tc>
@@ -3310,6 +4649,24 @@
                 <w:lang w:val="es-MX"/>
               </w:rPr>
             </w:pPr>
+            <w:r>
+              <w:rPr>
+                <w:lang w:val="es-MX"/>
+              </w:rPr>
+              <w:t>1</w:t>
+            </w:r>
+            <w:r>
+              <w:rPr>
+                <w:lang w:val="es-MX"/>
+              </w:rPr>
+              <w:t>6M</w:t>
+            </w:r>
+            <w:r>
+              <w:rPr>
+                <w:lang w:val="es-MX"/>
+              </w:rPr>
+              <w:t>Hz</w:t>
+            </w:r>
           </w:p>
         </w:tc>
         <w:tc>
@@ -3324,6 +4681,12 @@
                 <w:lang w:val="es-MX"/>
               </w:rPr>
             </w:pPr>
+            <w:r>
+              <w:rPr>
+                <w:lang w:val="es-MX"/>
+              </w:rPr>
+              <w:t>40.000</w:t>
+            </w:r>
           </w:p>
         </w:tc>
       </w:tr>
@@ -3340,6 +4703,12 @@
                 <w:lang w:val="es-MX"/>
               </w:rPr>
             </w:pPr>
+            <w:r>
+              <w:rPr>
+                <w:lang w:val="es-MX"/>
+              </w:rPr>
+              <w:t>ESP 32</w:t>
+            </w:r>
           </w:p>
         </w:tc>
         <w:tc>
@@ -3354,6 +4723,12 @@
                 <w:lang w:val="es-MX"/>
               </w:rPr>
             </w:pPr>
+            <w:r>
+              <w:rPr>
+                <w:lang w:val="es-MX"/>
+              </w:rPr>
+              <w:t>240mA</w:t>
+            </w:r>
           </w:p>
         </w:tc>
         <w:tc>
@@ -3368,6 +4743,12 @@
                 <w:lang w:val="es-MX"/>
               </w:rPr>
             </w:pPr>
+            <w:r>
+              <w:rPr>
+                <w:lang w:val="es-MX"/>
+              </w:rPr>
+              <w:t>Moderado</w:t>
+            </w:r>
           </w:p>
         </w:tc>
         <w:tc>
@@ -3382,6 +4763,24 @@
                 <w:lang w:val="es-MX"/>
               </w:rPr>
             </w:pPr>
+            <w:r>
+              <w:rPr>
+                <w:lang w:val="es-MX"/>
+              </w:rPr>
+              <w:t>24</w:t>
+            </w:r>
+            <w:r>
+              <w:rPr>
+                <w:lang w:val="es-MX"/>
+              </w:rPr>
+              <w:t>0M</w:t>
+            </w:r>
+            <w:r>
+              <w:rPr>
+                <w:lang w:val="es-MX"/>
+              </w:rPr>
+              <w:t>Hz</w:t>
+            </w:r>
           </w:p>
         </w:tc>
         <w:tc>
@@ -3396,78 +4795,12 @@
                 <w:lang w:val="es-MX"/>
               </w:rPr>
             </w:pPr>
-          </w:p>
-        </w:tc>
-      </w:tr>
-      <w:tr>
-        <w:tc>
-          <w:tcPr>
-            <w:tcW w:w="1870" w:type="dxa"/>
-            <w:shd w:val="clear" w:color="auto" w:fill="EAF1DD" w:themeFill="accent3" w:themeFillTint="33"/>
-          </w:tcPr>
-          <w:p>
-            <w:pPr>
-              <w:jc w:val="center"/>
-              <w:rPr>
-                <w:lang w:val="es-MX"/>
-              </w:rPr>
-            </w:pPr>
-          </w:p>
-        </w:tc>
-        <w:tc>
-          <w:tcPr>
-            <w:tcW w:w="1870" w:type="dxa"/>
-            <w:shd w:val="clear" w:color="auto" w:fill="EAF1DD" w:themeFill="accent3" w:themeFillTint="33"/>
-          </w:tcPr>
-          <w:p>
-            <w:pPr>
-              <w:jc w:val="center"/>
-              <w:rPr>
-                <w:lang w:val="es-MX"/>
-              </w:rPr>
-            </w:pPr>
-          </w:p>
-        </w:tc>
-        <w:tc>
-          <w:tcPr>
-            <w:tcW w:w="1870" w:type="dxa"/>
-            <w:shd w:val="clear" w:color="auto" w:fill="EAF1DD" w:themeFill="accent3" w:themeFillTint="33"/>
-          </w:tcPr>
-          <w:p>
-            <w:pPr>
-              <w:jc w:val="center"/>
-              <w:rPr>
-                <w:lang w:val="es-MX"/>
-              </w:rPr>
-            </w:pPr>
-          </w:p>
-        </w:tc>
-        <w:tc>
-          <w:tcPr>
-            <w:tcW w:w="1870" w:type="dxa"/>
-            <w:shd w:val="clear" w:color="auto" w:fill="EAF1DD" w:themeFill="accent3" w:themeFillTint="33"/>
-          </w:tcPr>
-          <w:p>
-            <w:pPr>
-              <w:jc w:val="center"/>
-              <w:rPr>
-                <w:lang w:val="es-MX"/>
-              </w:rPr>
-            </w:pPr>
-          </w:p>
-        </w:tc>
-        <w:tc>
-          <w:tcPr>
-            <w:tcW w:w="1870" w:type="dxa"/>
-            <w:shd w:val="clear" w:color="auto" w:fill="EAF1DD" w:themeFill="accent3" w:themeFillTint="33"/>
-          </w:tcPr>
-          <w:p>
-            <w:pPr>
-              <w:jc w:val="center"/>
-              <w:rPr>
-                <w:lang w:val="es-MX"/>
-              </w:rPr>
-            </w:pPr>
+            <w:r>
+              <w:rPr>
+                <w:lang w:val="es-MX"/>
+              </w:rPr>
+              <w:t>25.000</w:t>
+            </w:r>
           </w:p>
         </w:tc>
       </w:tr>
@@ -3491,35 +4824,28 @@
     </w:p>
     <w:p>
       <w:pPr>
-        <w:rPr>
-          <w:lang w:val="es-MX"/>
-        </w:rPr>
-      </w:pPr>
+        <w:pStyle w:val="Ttulo2"/>
+        <w:rPr>
+          <w:lang w:val="es-MX"/>
+        </w:rPr>
+      </w:pPr>
+      <w:bookmarkStart w:id="14" w:name="_Toc241689530"/>
+      <w:r>
+        <w:rPr>
+          <w:lang w:val="es-MX"/>
+        </w:rPr>
+        <w:t>Cámara:</w:t>
+      </w:r>
+      <w:bookmarkEnd w:id="14"/>
     </w:p>
     <w:p>
       <w:pPr>
-        <w:pStyle w:val="Ttulo2"/>
-        <w:rPr>
-          <w:lang w:val="es-MX"/>
-        </w:rPr>
-      </w:pPr>
-      <w:bookmarkStart w:id="9" w:name="_Toc240897705"/>
-      <w:r>
-        <w:rPr>
-          <w:lang w:val="es-MX"/>
-        </w:rPr>
-        <w:t>Cámara:</w:t>
-      </w:r>
-      <w:bookmarkEnd w:id="9"/>
-    </w:p>
-    <w:p>
-      <w:pPr>
         <w:pStyle w:val="Ttulo3"/>
         <w:rPr>
           <w:lang w:val="es-MX"/>
         </w:rPr>
       </w:pPr>
-      <w:bookmarkStart w:id="10" w:name="_Toc240897706"/>
+      <w:bookmarkStart w:id="15" w:name="_Toc241689531"/>
       <w:r>
         <w:rPr>
           <w:lang w:val="es-MX"/>
@@ -3544,7 +4870,7 @@
         </w:rPr>
         <w:t>cámara</w:t>
       </w:r>
-      <w:bookmarkEnd w:id="10"/>
+      <w:bookmarkEnd w:id="15"/>
     </w:p>
     <w:tbl>
       <w:tblPr>
@@ -3636,7 +4962,7 @@
               <w:rPr>
                 <w:lang w:val="es-MX"/>
               </w:rPr>
-              <w:t>Peso</w:t>
+              <w:t xml:space="preserve">resolución </w:t>
             </w:r>
           </w:p>
         </w:tc>
@@ -3657,6 +4983,108 @@
                 <w:lang w:val="es-MX"/>
               </w:rPr>
               <w:t>Precio</w:t>
+            </w:r>
+          </w:p>
+        </w:tc>
+      </w:tr>
+      <w:tr>
+        <w:tc>
+          <w:tcPr>
+            <w:tcW w:w="1870" w:type="dxa"/>
+            <w:shd w:val="clear" w:color="auto" w:fill="EFEF85"/>
+          </w:tcPr>
+          <w:p>
+            <w:pPr>
+              <w:jc w:val="center"/>
+              <w:rPr>
+                <w:lang w:val="es-MX"/>
+              </w:rPr>
+            </w:pPr>
+            <w:r>
+              <w:rPr>
+                <w:lang w:val="es-MX"/>
+              </w:rPr>
+              <w:t>OV3660</w:t>
+            </w:r>
+          </w:p>
+        </w:tc>
+        <w:tc>
+          <w:tcPr>
+            <w:tcW w:w="1870" w:type="dxa"/>
+            <w:shd w:val="clear" w:color="auto" w:fill="EFEF85"/>
+          </w:tcPr>
+          <w:p>
+            <w:pPr>
+              <w:jc w:val="center"/>
+              <w:rPr>
+                <w:lang w:val="es-MX"/>
+              </w:rPr>
+            </w:pPr>
+            <w:r>
+              <w:rPr>
+                <w:lang w:val="es-MX"/>
+              </w:rPr>
+              <w:t>98mA</w:t>
+            </w:r>
+          </w:p>
+        </w:tc>
+        <w:tc>
+          <w:tcPr>
+            <w:tcW w:w="1870" w:type="dxa"/>
+            <w:shd w:val="clear" w:color="auto" w:fill="EFEF85"/>
+          </w:tcPr>
+          <w:p>
+            <w:pPr>
+              <w:jc w:val="center"/>
+              <w:rPr>
+                <w:lang w:val="es-MX"/>
+              </w:rPr>
+            </w:pPr>
+            <w:r>
+              <w:rPr>
+                <w:lang w:val="es-MX"/>
+              </w:rPr>
+              <w:t>Compatible</w:t>
+            </w:r>
+          </w:p>
+        </w:tc>
+        <w:tc>
+          <w:tcPr>
+            <w:tcW w:w="1870" w:type="dxa"/>
+            <w:shd w:val="clear" w:color="auto" w:fill="EFEF85"/>
+          </w:tcPr>
+          <w:p>
+            <w:pPr>
+              <w:jc w:val="center"/>
+              <w:rPr>
+                <w:lang w:val="es-MX"/>
+              </w:rPr>
+            </w:pPr>
+            <w:r>
+              <w:rPr>
+                <w:lang w:val="es-MX"/>
+              </w:rPr>
+              <w:t>3 MP</w:t>
+            </w:r>
+          </w:p>
+        </w:tc>
+        <w:tc>
+          <w:tcPr>
+            <w:tcW w:w="1870" w:type="dxa"/>
+            <w:shd w:val="clear" w:color="auto" w:fill="EFEF85"/>
+          </w:tcPr>
+          <w:p>
+            <w:pPr>
+              <w:jc w:val="center"/>
+              <w:rPr>
+                <w:lang w:val="es-MX"/>
+              </w:rPr>
+            </w:pPr>
+            <w:r>
+              <w:rPr>
+                <w:lang w:val="es-MX"/>
+              </w:rPr>
+              <w:t>58.900</w:t>
             </w:r>
           </w:p>
         </w:tc>
@@ -3674,6 +5102,18 @@
                 <w:lang w:val="es-MX"/>
               </w:rPr>
             </w:pPr>
+            <w:r>
+              <w:rPr>
+                <w:lang w:val="es-MX"/>
+              </w:rPr>
+              <w:t>ESP</w:t>
+            </w:r>
+            <w:r>
+              <w:rPr>
+                <w:lang w:val="es-MX"/>
+              </w:rPr>
+              <w:t>32-CAM</w:t>
+            </w:r>
           </w:p>
         </w:tc>
         <w:tc>
@@ -3688,6 +5128,12 @@
                 <w:lang w:val="es-MX"/>
               </w:rPr>
             </w:pPr>
+            <w:r>
+              <w:rPr>
+                <w:lang w:val="es-MX"/>
+              </w:rPr>
+              <w:t>180mA</w:t>
+            </w:r>
           </w:p>
         </w:tc>
         <w:tc>
@@ -3702,6 +5148,12 @@
                 <w:lang w:val="es-MX"/>
               </w:rPr>
             </w:pPr>
+            <w:r>
+              <w:rPr>
+                <w:lang w:val="es-MX"/>
+              </w:rPr>
+              <w:t>Compatible</w:t>
+            </w:r>
           </w:p>
         </w:tc>
         <w:tc>
@@ -3716,6 +5168,12 @@
                 <w:lang w:val="es-MX"/>
               </w:rPr>
             </w:pPr>
+            <w:r>
+              <w:rPr>
+                <w:lang w:val="es-MX"/>
+              </w:rPr>
+              <w:t>2 MP</w:t>
+            </w:r>
           </w:p>
         </w:tc>
         <w:tc>
@@ -3730,150 +5188,12 @@
                 <w:lang w:val="es-MX"/>
               </w:rPr>
             </w:pPr>
-          </w:p>
-        </w:tc>
-      </w:tr>
-      <w:tr>
-        <w:tc>
-          <w:tcPr>
-            <w:tcW w:w="1870" w:type="dxa"/>
-            <w:shd w:val="clear" w:color="auto" w:fill="E5DFEC" w:themeFill="accent4" w:themeFillTint="33"/>
-          </w:tcPr>
-          <w:p>
-            <w:pPr>
-              <w:jc w:val="center"/>
-              <w:rPr>
-                <w:lang w:val="es-MX"/>
-              </w:rPr>
-            </w:pPr>
-          </w:p>
-        </w:tc>
-        <w:tc>
-          <w:tcPr>
-            <w:tcW w:w="1870" w:type="dxa"/>
-            <w:shd w:val="clear" w:color="auto" w:fill="E5DFEC" w:themeFill="accent4" w:themeFillTint="33"/>
-          </w:tcPr>
-          <w:p>
-            <w:pPr>
-              <w:jc w:val="center"/>
-              <w:rPr>
-                <w:lang w:val="es-MX"/>
-              </w:rPr>
-            </w:pPr>
-          </w:p>
-        </w:tc>
-        <w:tc>
-          <w:tcPr>
-            <w:tcW w:w="1870" w:type="dxa"/>
-            <w:shd w:val="clear" w:color="auto" w:fill="E5DFEC" w:themeFill="accent4" w:themeFillTint="33"/>
-          </w:tcPr>
-          <w:p>
-            <w:pPr>
-              <w:jc w:val="center"/>
-              <w:rPr>
-                <w:lang w:val="es-MX"/>
-              </w:rPr>
-            </w:pPr>
-          </w:p>
-        </w:tc>
-        <w:tc>
-          <w:tcPr>
-            <w:tcW w:w="1870" w:type="dxa"/>
-            <w:shd w:val="clear" w:color="auto" w:fill="E5DFEC" w:themeFill="accent4" w:themeFillTint="33"/>
-          </w:tcPr>
-          <w:p>
-            <w:pPr>
-              <w:jc w:val="center"/>
-              <w:rPr>
-                <w:lang w:val="es-MX"/>
-              </w:rPr>
-            </w:pPr>
-          </w:p>
-        </w:tc>
-        <w:tc>
-          <w:tcPr>
-            <w:tcW w:w="1870" w:type="dxa"/>
-            <w:shd w:val="clear" w:color="auto" w:fill="E5DFEC" w:themeFill="accent4" w:themeFillTint="33"/>
-          </w:tcPr>
-          <w:p>
-            <w:pPr>
-              <w:jc w:val="center"/>
-              <w:rPr>
-                <w:lang w:val="es-MX"/>
-              </w:rPr>
-            </w:pPr>
-          </w:p>
-        </w:tc>
-      </w:tr>
-      <w:tr>
-        <w:tc>
-          <w:tcPr>
-            <w:tcW w:w="1870" w:type="dxa"/>
-            <w:shd w:val="clear" w:color="auto" w:fill="E5DFEC" w:themeFill="accent4" w:themeFillTint="33"/>
-          </w:tcPr>
-          <w:p>
-            <w:pPr>
-              <w:jc w:val="center"/>
-              <w:rPr>
-                <w:lang w:val="es-MX"/>
-              </w:rPr>
-            </w:pPr>
-          </w:p>
-        </w:tc>
-        <w:tc>
-          <w:tcPr>
-            <w:tcW w:w="1870" w:type="dxa"/>
-            <w:shd w:val="clear" w:color="auto" w:fill="E5DFEC" w:themeFill="accent4" w:themeFillTint="33"/>
-          </w:tcPr>
-          <w:p>
-            <w:pPr>
-              <w:jc w:val="center"/>
-              <w:rPr>
-                <w:lang w:val="es-MX"/>
-              </w:rPr>
-            </w:pPr>
-          </w:p>
-        </w:tc>
-        <w:tc>
-          <w:tcPr>
-            <w:tcW w:w="1870" w:type="dxa"/>
-            <w:shd w:val="clear" w:color="auto" w:fill="E5DFEC" w:themeFill="accent4" w:themeFillTint="33"/>
-          </w:tcPr>
-          <w:p>
-            <w:pPr>
-              <w:jc w:val="center"/>
-              <w:rPr>
-                <w:lang w:val="es-MX"/>
-              </w:rPr>
-            </w:pPr>
-          </w:p>
-        </w:tc>
-        <w:tc>
-          <w:tcPr>
-            <w:tcW w:w="1870" w:type="dxa"/>
-            <w:shd w:val="clear" w:color="auto" w:fill="E5DFEC" w:themeFill="accent4" w:themeFillTint="33"/>
-          </w:tcPr>
-          <w:p>
-            <w:pPr>
-              <w:jc w:val="center"/>
-              <w:rPr>
-                <w:lang w:val="es-MX"/>
-              </w:rPr>
-            </w:pPr>
-          </w:p>
-        </w:tc>
-        <w:tc>
-          <w:tcPr>
-            <w:tcW w:w="1870" w:type="dxa"/>
-            <w:shd w:val="clear" w:color="auto" w:fill="E5DFEC" w:themeFill="accent4" w:themeFillTint="33"/>
-          </w:tcPr>
-          <w:p>
-            <w:pPr>
-              <w:jc w:val="center"/>
-              <w:rPr>
-                <w:lang w:val="es-MX"/>
-              </w:rPr>
-            </w:pPr>
+            <w:r>
+              <w:rPr>
+                <w:lang w:val="es-MX"/>
+              </w:rPr>
+              <w:t>40.000</w:t>
+            </w:r>
           </w:p>
         </w:tc>
       </w:tr>
@@ -3909,14 +5229,15 @@
           <w:lang w:val="es-MX"/>
         </w:rPr>
       </w:pPr>
-      <w:bookmarkStart w:id="11" w:name="_Toc240897707"/>
-      <w:r>
-        <w:rPr>
-          <w:lang w:val="es-MX"/>
-        </w:rPr>
+      <w:bookmarkStart w:id="16" w:name="_Toc241689532"/>
+      <w:r>
+        <w:rPr>
+          <w:lang w:val="es-MX"/>
+        </w:rPr>
+        <w:lastRenderedPageBreak/>
         <w:t>Giroscopio:</w:t>
       </w:r>
-      <w:bookmarkEnd w:id="11"/>
+      <w:bookmarkEnd w:id="16"/>
     </w:p>
     <w:p>
       <w:pPr>
@@ -3925,24 +5246,12 @@
           <w:lang w:val="es-MX"/>
         </w:rPr>
       </w:pPr>
-      <w:bookmarkStart w:id="12" w:name="_Toc240897708"/>
-      <w:r>
-        <w:rPr>
-          <w:lang w:val="es-MX"/>
-        </w:rPr>
-        <w:t xml:space="preserve">Tabla </w:t>
-      </w:r>
-      <w:r>
-        <w:rPr>
-          <w:lang w:val="es-MX"/>
-        </w:rPr>
-        <w:t>4</w:t>
-      </w:r>
-      <w:r>
-        <w:rPr>
-          <w:lang w:val="es-MX"/>
-        </w:rPr>
-        <w:t xml:space="preserve">: Tabla de elección de </w:t>
+      <w:bookmarkStart w:id="17" w:name="_Toc241689533"/>
+      <w:r>
+        <w:rPr>
+          <w:lang w:val="es-MX"/>
+        </w:rPr>
+        <w:t xml:space="preserve">Tabla 4: Tabla de elección de </w:t>
       </w:r>
       <w:r>
         <w:rPr>
@@ -3950,7 +5259,7 @@
         </w:rPr>
         <w:t>giroscopio</w:t>
       </w:r>
-      <w:bookmarkEnd w:id="12"/>
+      <w:bookmarkEnd w:id="17"/>
     </w:p>
     <w:tbl>
       <w:tblPr>
@@ -4022,7 +5331,7 @@
               <w:rPr>
                 <w:lang w:val="es-MX"/>
               </w:rPr>
-              <w:t>Precisión</w:t>
+              <w:t>Sensibilidad</w:t>
             </w:r>
           </w:p>
         </w:tc>
@@ -4042,7 +5351,7 @@
               <w:rPr>
                 <w:lang w:val="es-MX"/>
               </w:rPr>
-              <w:t>Peso</w:t>
+              <w:t>Grados de libertad</w:t>
             </w:r>
           </w:p>
         </w:tc>
@@ -4063,6 +5372,114 @@
                 <w:lang w:val="es-MX"/>
               </w:rPr>
               <w:t>Precio</w:t>
+            </w:r>
+          </w:p>
+        </w:tc>
+      </w:tr>
+      <w:tr>
+        <w:tc>
+          <w:tcPr>
+            <w:tcW w:w="1870" w:type="dxa"/>
+            <w:shd w:val="clear" w:color="auto" w:fill="EFEF85"/>
+          </w:tcPr>
+          <w:p>
+            <w:pPr>
+              <w:jc w:val="center"/>
+              <w:rPr>
+                <w:lang w:val="es-MX"/>
+              </w:rPr>
+            </w:pPr>
+            <w:r>
+              <w:rPr>
+                <w:lang w:val="es-MX"/>
+              </w:rPr>
+              <w:t>MPU</w:t>
+            </w:r>
+            <w:r>
+              <w:rPr>
+                <w:lang w:val="es-MX"/>
+              </w:rPr>
+              <w:t>6050</w:t>
+            </w:r>
+          </w:p>
+        </w:tc>
+        <w:tc>
+          <w:tcPr>
+            <w:tcW w:w="1870" w:type="dxa"/>
+            <w:shd w:val="clear" w:color="auto" w:fill="EFEF85"/>
+          </w:tcPr>
+          <w:p>
+            <w:pPr>
+              <w:jc w:val="center"/>
+              <w:rPr>
+                <w:lang w:val="es-MX"/>
+              </w:rPr>
+            </w:pPr>
+            <w:r>
+              <w:rPr>
+                <w:lang w:val="es-MX"/>
+              </w:rPr>
+              <w:t>3,6mA</w:t>
+            </w:r>
+          </w:p>
+        </w:tc>
+        <w:tc>
+          <w:tcPr>
+            <w:tcW w:w="1870" w:type="dxa"/>
+            <w:shd w:val="clear" w:color="auto" w:fill="EFEF85"/>
+          </w:tcPr>
+          <w:p>
+            <w:pPr>
+              <w:jc w:val="center"/>
+              <w:rPr>
+                <w:lang w:val="es-MX"/>
+              </w:rPr>
+            </w:pPr>
+            <w:r>
+              <w:rPr>
+                <w:lang w:val="es-MX"/>
+              </w:rPr>
+              <w:t>131LSBs/dps</w:t>
+            </w:r>
+          </w:p>
+        </w:tc>
+        <w:tc>
+          <w:tcPr>
+            <w:tcW w:w="1870" w:type="dxa"/>
+            <w:shd w:val="clear" w:color="auto" w:fill="EFEF85"/>
+          </w:tcPr>
+          <w:p>
+            <w:pPr>
+              <w:jc w:val="center"/>
+              <w:rPr>
+                <w:lang w:val="es-MX"/>
+              </w:rPr>
+            </w:pPr>
+            <w:r>
+              <w:rPr>
+                <w:lang w:val="es-MX"/>
+              </w:rPr>
+              <w:t>6</w:t>
+            </w:r>
+          </w:p>
+        </w:tc>
+        <w:tc>
+          <w:tcPr>
+            <w:tcW w:w="1870" w:type="dxa"/>
+            <w:shd w:val="clear" w:color="auto" w:fill="EFEF85"/>
+          </w:tcPr>
+          <w:p>
+            <w:pPr>
+              <w:jc w:val="center"/>
+              <w:rPr>
+                <w:lang w:val="es-MX"/>
+              </w:rPr>
+            </w:pPr>
+            <w:r>
+              <w:rPr>
+                <w:lang w:val="es-MX"/>
+              </w:rPr>
+              <w:t>14.000</w:t>
             </w:r>
           </w:p>
         </w:tc>
@@ -4080,6 +5497,12 @@
                 <w:lang w:val="es-MX"/>
               </w:rPr>
             </w:pPr>
+            <w:r>
+              <w:rPr>
+                <w:lang w:val="es-MX"/>
+              </w:rPr>
+              <w:t>MPU9250</w:t>
+            </w:r>
           </w:p>
         </w:tc>
         <w:tc>
@@ -4094,6 +5517,12 @@
                 <w:lang w:val="es-MX"/>
               </w:rPr>
             </w:pPr>
+            <w:r>
+              <w:rPr>
+                <w:lang w:val="es-MX"/>
+              </w:rPr>
+              <w:t>3,2mA</w:t>
+            </w:r>
           </w:p>
         </w:tc>
         <w:tc>
@@ -4108,6 +5537,12 @@
                 <w:lang w:val="es-MX"/>
               </w:rPr>
             </w:pPr>
+            <w:r>
+              <w:rPr>
+                <w:lang w:val="es-MX"/>
+              </w:rPr>
+              <w:t>131LSBs/dps</w:t>
+            </w:r>
           </w:p>
         </w:tc>
         <w:tc>
@@ -4122,6 +5557,12 @@
                 <w:lang w:val="es-MX"/>
               </w:rPr>
             </w:pPr>
+            <w:r>
+              <w:rPr>
+                <w:lang w:val="es-MX"/>
+              </w:rPr>
+              <w:t>9</w:t>
+            </w:r>
           </w:p>
         </w:tc>
         <w:tc>
@@ -4136,6 +5577,12 @@
                 <w:lang w:val="es-MX"/>
               </w:rPr>
             </w:pPr>
+            <w:r>
+              <w:rPr>
+                <w:lang w:val="es-MX"/>
+              </w:rPr>
+              <w:t>40.000</w:t>
+            </w:r>
           </w:p>
         </w:tc>
       </w:tr>
@@ -4152,6 +5599,12 @@
                 <w:lang w:val="es-MX"/>
               </w:rPr>
             </w:pPr>
+            <w:r>
+              <w:rPr>
+                <w:lang w:val="es-MX"/>
+              </w:rPr>
+              <w:t>ICM-2094</w:t>
+            </w:r>
           </w:p>
         </w:tc>
         <w:tc>
@@ -4166,6 +5619,12 @@
                 <w:lang w:val="es-MX"/>
               </w:rPr>
             </w:pPr>
+            <w:r>
+              <w:rPr>
+                <w:lang w:val="es-MX"/>
+              </w:rPr>
+              <w:t>1,23mA</w:t>
+            </w:r>
           </w:p>
         </w:tc>
         <w:tc>
@@ -4180,6 +5639,12 @@
                 <w:lang w:val="es-MX"/>
               </w:rPr>
             </w:pPr>
+            <w:r>
+              <w:rPr>
+                <w:lang w:val="es-MX"/>
+              </w:rPr>
+              <w:t>131LSBs/dps</w:t>
+            </w:r>
           </w:p>
         </w:tc>
         <w:tc>
@@ -4194,6 +5659,12 @@
                 <w:lang w:val="es-MX"/>
               </w:rPr>
             </w:pPr>
+            <w:r>
+              <w:rPr>
+                <w:lang w:val="es-MX"/>
+              </w:rPr>
+              <w:t>9</w:t>
+            </w:r>
           </w:p>
         </w:tc>
         <w:tc>
@@ -4208,78 +5679,12 @@
                 <w:lang w:val="es-MX"/>
               </w:rPr>
             </w:pPr>
-          </w:p>
-        </w:tc>
-      </w:tr>
-      <w:tr>
-        <w:tc>
-          <w:tcPr>
-            <w:tcW w:w="1870" w:type="dxa"/>
-            <w:shd w:val="clear" w:color="auto" w:fill="FDE9D9" w:themeFill="accent6" w:themeFillTint="33"/>
-          </w:tcPr>
-          <w:p>
-            <w:pPr>
-              <w:jc w:val="center"/>
-              <w:rPr>
-                <w:lang w:val="es-MX"/>
-              </w:rPr>
-            </w:pPr>
-          </w:p>
-        </w:tc>
-        <w:tc>
-          <w:tcPr>
-            <w:tcW w:w="1870" w:type="dxa"/>
-            <w:shd w:val="clear" w:color="auto" w:fill="FDE9D9" w:themeFill="accent6" w:themeFillTint="33"/>
-          </w:tcPr>
-          <w:p>
-            <w:pPr>
-              <w:jc w:val="center"/>
-              <w:rPr>
-                <w:lang w:val="es-MX"/>
-              </w:rPr>
-            </w:pPr>
-          </w:p>
-        </w:tc>
-        <w:tc>
-          <w:tcPr>
-            <w:tcW w:w="1870" w:type="dxa"/>
-            <w:shd w:val="clear" w:color="auto" w:fill="FDE9D9" w:themeFill="accent6" w:themeFillTint="33"/>
-          </w:tcPr>
-          <w:p>
-            <w:pPr>
-              <w:jc w:val="center"/>
-              <w:rPr>
-                <w:lang w:val="es-MX"/>
-              </w:rPr>
-            </w:pPr>
-          </w:p>
-        </w:tc>
-        <w:tc>
-          <w:tcPr>
-            <w:tcW w:w="1870" w:type="dxa"/>
-            <w:shd w:val="clear" w:color="auto" w:fill="FDE9D9" w:themeFill="accent6" w:themeFillTint="33"/>
-          </w:tcPr>
-          <w:p>
-            <w:pPr>
-              <w:jc w:val="center"/>
-              <w:rPr>
-                <w:lang w:val="es-MX"/>
-              </w:rPr>
-            </w:pPr>
-          </w:p>
-        </w:tc>
-        <w:tc>
-          <w:tcPr>
-            <w:tcW w:w="1870" w:type="dxa"/>
-            <w:shd w:val="clear" w:color="auto" w:fill="FDE9D9" w:themeFill="accent6" w:themeFillTint="33"/>
-          </w:tcPr>
-          <w:p>
-            <w:pPr>
-              <w:jc w:val="center"/>
-              <w:rPr>
-                <w:lang w:val="es-MX"/>
-              </w:rPr>
-            </w:pPr>
+            <w:r>
+              <w:rPr>
+                <w:lang w:val="es-MX"/>
+              </w:rPr>
+              <w:t>90.000</w:t>
+            </w:r>
           </w:p>
         </w:tc>
       </w:tr>
@@ -4303,60 +5708,35 @@
     </w:p>
     <w:p>
       <w:pPr>
-        <w:rPr>
-          <w:lang w:val="es-MX"/>
-        </w:rPr>
-      </w:pPr>
+        <w:pStyle w:val="Ttulo2"/>
+        <w:rPr>
+          <w:lang w:val="es-MX"/>
+        </w:rPr>
+      </w:pPr>
+      <w:bookmarkStart w:id="18" w:name="_Toc241689534"/>
+      <w:r>
+        <w:rPr>
+          <w:lang w:val="es-MX"/>
+        </w:rPr>
+        <w:t>Regulador de voltaje:</w:t>
+      </w:r>
+      <w:bookmarkEnd w:id="18"/>
     </w:p>
     <w:p>
       <w:pPr>
-        <w:pStyle w:val="Ttulo2"/>
-        <w:rPr>
-          <w:lang w:val="es-MX"/>
-        </w:rPr>
-      </w:pPr>
-      <w:bookmarkStart w:id="13" w:name="_Toc240897709"/>
-      <w:r>
-        <w:rPr>
-          <w:lang w:val="es-MX"/>
-        </w:rPr>
-        <w:t>Regulador de voltaje:</w:t>
-      </w:r>
-      <w:bookmarkEnd w:id="13"/>
-    </w:p>
-    <w:p>
-      <w:pPr>
         <w:pStyle w:val="Ttulo3"/>
         <w:rPr>
           <w:lang w:val="es-MX"/>
         </w:rPr>
       </w:pPr>
-      <w:bookmarkStart w:id="14" w:name="_Toc240897710"/>
-      <w:r>
-        <w:rPr>
-          <w:lang w:val="es-MX"/>
-        </w:rPr>
-        <w:t xml:space="preserve">Tabla </w:t>
-      </w:r>
-      <w:r>
-        <w:rPr>
-          <w:lang w:val="es-MX"/>
-        </w:rPr>
-        <w:t>5</w:t>
-      </w:r>
-      <w:r>
-        <w:rPr>
-          <w:lang w:val="es-MX"/>
-        </w:rPr>
-        <w:t>: Tabla de elección de</w:t>
-      </w:r>
-      <w:r>
-        <w:rPr>
-          <w:lang w:val="es-MX"/>
-        </w:rPr>
-        <w:t xml:space="preserve"> regulador de voltaje</w:t>
-      </w:r>
-      <w:bookmarkEnd w:id="14"/>
+      <w:bookmarkStart w:id="19" w:name="_Toc241689535"/>
+      <w:r>
+        <w:rPr>
+          <w:lang w:val="es-MX"/>
+        </w:rPr>
+        <w:t>Tabla 5: Tabla de elección de regulador de voltaje</w:t>
+      </w:r>
+      <w:bookmarkEnd w:id="19"/>
     </w:p>
     <w:tbl>
       <w:tblPr>
@@ -4448,7 +5828,7 @@
               <w:rPr>
                 <w:lang w:val="es-MX"/>
               </w:rPr>
-              <w:t>Peso</w:t>
+              <w:t>Eficiencia</w:t>
             </w:r>
           </w:p>
         </w:tc>
@@ -4469,6 +5849,108 @@
                 <w:lang w:val="es-MX"/>
               </w:rPr>
               <w:t>Precio</w:t>
+            </w:r>
+          </w:p>
+        </w:tc>
+      </w:tr>
+      <w:tr>
+        <w:tc>
+          <w:tcPr>
+            <w:tcW w:w="1870" w:type="dxa"/>
+            <w:shd w:val="clear" w:color="auto" w:fill="EFEF85"/>
+          </w:tcPr>
+          <w:p>
+            <w:pPr>
+              <w:jc w:val="center"/>
+              <w:rPr>
+                <w:lang w:val="es-MX"/>
+              </w:rPr>
+            </w:pPr>
+            <w:r>
+              <w:rPr>
+                <w:lang w:val="es-MX"/>
+              </w:rPr>
+              <w:t>LM2596</w:t>
+            </w:r>
+          </w:p>
+        </w:tc>
+        <w:tc>
+          <w:tcPr>
+            <w:tcW w:w="1870" w:type="dxa"/>
+            <w:shd w:val="clear" w:color="auto" w:fill="EFEF85"/>
+          </w:tcPr>
+          <w:p>
+            <w:pPr>
+              <w:jc w:val="center"/>
+              <w:rPr>
+                <w:lang w:val="es-MX"/>
+              </w:rPr>
+            </w:pPr>
+            <w:r>
+              <w:rPr>
+                <w:lang w:val="es-MX"/>
+              </w:rPr>
+              <w:t>0-24V</w:t>
+            </w:r>
+          </w:p>
+        </w:tc>
+        <w:tc>
+          <w:tcPr>
+            <w:tcW w:w="1870" w:type="dxa"/>
+            <w:shd w:val="clear" w:color="auto" w:fill="EFEF85"/>
+          </w:tcPr>
+          <w:p>
+            <w:pPr>
+              <w:jc w:val="center"/>
+              <w:rPr>
+                <w:lang w:val="es-MX"/>
+              </w:rPr>
+            </w:pPr>
+            <w:r>
+              <w:rPr>
+                <w:lang w:val="es-MX"/>
+              </w:rPr>
+              <w:t>5A</w:t>
+            </w:r>
+          </w:p>
+        </w:tc>
+        <w:tc>
+          <w:tcPr>
+            <w:tcW w:w="1870" w:type="dxa"/>
+            <w:shd w:val="clear" w:color="auto" w:fill="EFEF85"/>
+          </w:tcPr>
+          <w:p>
+            <w:pPr>
+              <w:jc w:val="center"/>
+              <w:rPr>
+                <w:lang w:val="es-MX"/>
+              </w:rPr>
+            </w:pPr>
+            <w:r>
+              <w:rPr>
+                <w:lang w:val="es-MX"/>
+              </w:rPr>
+              <w:t>Excelente</w:t>
+            </w:r>
+          </w:p>
+        </w:tc>
+        <w:tc>
+          <w:tcPr>
+            <w:tcW w:w="1870" w:type="dxa"/>
+            <w:shd w:val="clear" w:color="auto" w:fill="EFEF85"/>
+          </w:tcPr>
+          <w:p>
+            <w:pPr>
+              <w:jc w:val="center"/>
+              <w:rPr>
+                <w:lang w:val="es-MX"/>
+              </w:rPr>
+            </w:pPr>
+            <w:r>
+              <w:rPr>
+                <w:lang w:val="es-MX"/>
+              </w:rPr>
+              <w:t>5.600</w:t>
             </w:r>
           </w:p>
         </w:tc>
@@ -4486,6 +5968,18 @@
                 <w:lang w:val="es-MX"/>
               </w:rPr>
             </w:pPr>
+            <w:r>
+              <w:rPr>
+                <w:lang w:val="es-MX"/>
+              </w:rPr>
+              <w:t xml:space="preserve">Arreglo de </w:t>
+            </w:r>
+            <w:r>
+              <w:rPr>
+                <w:lang w:val="es-MX"/>
+              </w:rPr>
+              <w:t>resistencias</w:t>
+            </w:r>
           </w:p>
         </w:tc>
         <w:tc>
@@ -4500,6 +5994,18 @@
                 <w:lang w:val="es-MX"/>
               </w:rPr>
             </w:pPr>
+            <w:r>
+              <w:rPr>
+                <w:lang w:val="es-MX"/>
+              </w:rPr>
+              <w:t xml:space="preserve">Depende </w:t>
+            </w:r>
+            <w:r>
+              <w:rPr>
+                <w:lang w:val="es-MX"/>
+              </w:rPr>
+              <w:t>del voltaje a regular</w:t>
+            </w:r>
           </w:p>
         </w:tc>
         <w:tc>
@@ -4514,6 +6020,12 @@
                 <w:lang w:val="es-MX"/>
               </w:rPr>
             </w:pPr>
+            <w:r>
+              <w:rPr>
+                <w:lang w:val="es-MX"/>
+              </w:rPr>
+              <w:t>0,5-3A</w:t>
+            </w:r>
           </w:p>
         </w:tc>
         <w:tc>
@@ -4528,6 +6040,12 @@
                 <w:lang w:val="es-MX"/>
               </w:rPr>
             </w:pPr>
+            <w:r>
+              <w:rPr>
+                <w:lang w:val="es-MX"/>
+              </w:rPr>
+              <w:t>Moderada</w:t>
+            </w:r>
           </w:p>
         </w:tc>
         <w:tc>
@@ -4542,6 +6060,12 @@
                 <w:lang w:val="es-MX"/>
               </w:rPr>
             </w:pPr>
+            <w:r>
+              <w:rPr>
+                <w:lang w:val="es-MX"/>
+              </w:rPr>
+              <w:t>Depende de las resistencias</w:t>
+            </w:r>
           </w:p>
         </w:tc>
       </w:tr>
@@ -4558,6 +6082,12 @@
                 <w:lang w:val="es-MX"/>
               </w:rPr>
             </w:pPr>
+            <w:r>
+              <w:rPr>
+                <w:lang w:val="es-MX"/>
+              </w:rPr>
+              <w:t>MP1584</w:t>
+            </w:r>
           </w:p>
         </w:tc>
         <w:tc>
@@ -4572,6 +6102,12 @@
                 <w:lang w:val="es-MX"/>
               </w:rPr>
             </w:pPr>
+            <w:r>
+              <w:rPr>
+                <w:lang w:val="es-MX"/>
+              </w:rPr>
+              <w:t>4,5-28V</w:t>
+            </w:r>
           </w:p>
         </w:tc>
         <w:tc>
@@ -4586,6 +6122,12 @@
                 <w:lang w:val="es-MX"/>
               </w:rPr>
             </w:pPr>
+            <w:r>
+              <w:rPr>
+                <w:lang w:val="es-MX"/>
+              </w:rPr>
+              <w:t>3A</w:t>
+            </w:r>
           </w:p>
         </w:tc>
         <w:tc>
@@ -4600,6 +6142,12 @@
                 <w:lang w:val="es-MX"/>
               </w:rPr>
             </w:pPr>
+            <w:r>
+              <w:rPr>
+                <w:lang w:val="es-MX"/>
+              </w:rPr>
+              <w:t>Moderada</w:t>
+            </w:r>
           </w:p>
         </w:tc>
         <w:tc>
@@ -4614,78 +6162,12 @@
                 <w:lang w:val="es-MX"/>
               </w:rPr>
             </w:pPr>
-          </w:p>
-        </w:tc>
-      </w:tr>
-      <w:tr>
-        <w:tc>
-          <w:tcPr>
-            <w:tcW w:w="1870" w:type="dxa"/>
-            <w:shd w:val="clear" w:color="auto" w:fill="DAEEF3" w:themeFill="accent5" w:themeFillTint="33"/>
-          </w:tcPr>
-          <w:p>
-            <w:pPr>
-              <w:jc w:val="center"/>
-              <w:rPr>
-                <w:lang w:val="es-MX"/>
-              </w:rPr>
-            </w:pPr>
-          </w:p>
-        </w:tc>
-        <w:tc>
-          <w:tcPr>
-            <w:tcW w:w="1870" w:type="dxa"/>
-            <w:shd w:val="clear" w:color="auto" w:fill="DAEEF3" w:themeFill="accent5" w:themeFillTint="33"/>
-          </w:tcPr>
-          <w:p>
-            <w:pPr>
-              <w:jc w:val="center"/>
-              <w:rPr>
-                <w:lang w:val="es-MX"/>
-              </w:rPr>
-            </w:pPr>
-          </w:p>
-        </w:tc>
-        <w:tc>
-          <w:tcPr>
-            <w:tcW w:w="1870" w:type="dxa"/>
-            <w:shd w:val="clear" w:color="auto" w:fill="DAEEF3" w:themeFill="accent5" w:themeFillTint="33"/>
-          </w:tcPr>
-          <w:p>
-            <w:pPr>
-              <w:jc w:val="center"/>
-              <w:rPr>
-                <w:lang w:val="es-MX"/>
-              </w:rPr>
-            </w:pPr>
-          </w:p>
-        </w:tc>
-        <w:tc>
-          <w:tcPr>
-            <w:tcW w:w="1870" w:type="dxa"/>
-            <w:shd w:val="clear" w:color="auto" w:fill="DAEEF3" w:themeFill="accent5" w:themeFillTint="33"/>
-          </w:tcPr>
-          <w:p>
-            <w:pPr>
-              <w:jc w:val="center"/>
-              <w:rPr>
-                <w:lang w:val="es-MX"/>
-              </w:rPr>
-            </w:pPr>
-          </w:p>
-        </w:tc>
-        <w:tc>
-          <w:tcPr>
-            <w:tcW w:w="1870" w:type="dxa"/>
-            <w:shd w:val="clear" w:color="auto" w:fill="DAEEF3" w:themeFill="accent5" w:themeFillTint="33"/>
-          </w:tcPr>
-          <w:p>
-            <w:pPr>
-              <w:jc w:val="center"/>
-              <w:rPr>
-                <w:lang w:val="es-MX"/>
-              </w:rPr>
-            </w:pPr>
+            <w:r>
+              <w:rPr>
+                <w:lang w:val="es-MX"/>
+              </w:rPr>
+              <w:t>5.300</w:t>
+            </w:r>
           </w:p>
         </w:tc>
       </w:tr>
@@ -4709,35 +6191,28 @@
     </w:p>
     <w:p>
       <w:pPr>
-        <w:rPr>
-          <w:lang w:val="es-MX"/>
-        </w:rPr>
-      </w:pPr>
+        <w:pStyle w:val="Ttulo2"/>
+        <w:rPr>
+          <w:lang w:val="es-MX"/>
+        </w:rPr>
+      </w:pPr>
+      <w:bookmarkStart w:id="20" w:name="_Toc241689536"/>
+      <w:r>
+        <w:rPr>
+          <w:lang w:val="es-MX"/>
+        </w:rPr>
+        <w:t>Puente H:</w:t>
+      </w:r>
+      <w:bookmarkEnd w:id="20"/>
     </w:p>
     <w:p>
       <w:pPr>
-        <w:pStyle w:val="Ttulo2"/>
-        <w:rPr>
-          <w:lang w:val="es-MX"/>
-        </w:rPr>
-      </w:pPr>
-      <w:bookmarkStart w:id="15" w:name="_Toc240897711"/>
-      <w:r>
-        <w:rPr>
-          <w:lang w:val="es-MX"/>
-        </w:rPr>
-        <w:t>Puente H:</w:t>
-      </w:r>
-      <w:bookmarkEnd w:id="15"/>
-    </w:p>
-    <w:p>
-      <w:pPr>
         <w:pStyle w:val="Ttulo3"/>
         <w:rPr>
           <w:lang w:val="es-MX"/>
         </w:rPr>
       </w:pPr>
-      <w:bookmarkStart w:id="16" w:name="_Toc240897712"/>
+      <w:bookmarkStart w:id="21" w:name="_Toc241689537"/>
       <w:r>
         <w:rPr>
           <w:lang w:val="es-MX"/>
@@ -4762,7 +6237,7 @@
         </w:rPr>
         <w:t>Puente H</w:t>
       </w:r>
-      <w:bookmarkEnd w:id="16"/>
+      <w:bookmarkEnd w:id="21"/>
     </w:p>
     <w:tbl>
       <w:tblPr>
@@ -4883,7 +6358,7 @@
         <w:tc>
           <w:tcPr>
             <w:tcW w:w="1870" w:type="dxa"/>
-            <w:shd w:val="clear" w:color="auto" w:fill="F2DBDB" w:themeFill="accent2" w:themeFillTint="33"/>
+            <w:shd w:val="clear" w:color="auto" w:fill="EFEF85"/>
           </w:tcPr>
           <w:p>
             <w:pPr>
@@ -4892,12 +6367,18 @@
                 <w:lang w:val="es-MX"/>
               </w:rPr>
             </w:pPr>
+            <w:r>
+              <w:rPr>
+                <w:lang w:val="es-MX"/>
+              </w:rPr>
+              <w:t>TB6612FNG</w:t>
+            </w:r>
           </w:p>
         </w:tc>
         <w:tc>
           <w:tcPr>
             <w:tcW w:w="1870" w:type="dxa"/>
-            <w:shd w:val="clear" w:color="auto" w:fill="F2DBDB" w:themeFill="accent2" w:themeFillTint="33"/>
+            <w:shd w:val="clear" w:color="auto" w:fill="EFEF85"/>
           </w:tcPr>
           <w:p>
             <w:pPr>
@@ -4906,12 +6387,18 @@
                 <w:lang w:val="es-MX"/>
               </w:rPr>
             </w:pPr>
+            <w:r>
+              <w:rPr>
+                <w:lang w:val="es-MX"/>
+              </w:rPr>
+              <w:t>4,5-13,5V</w:t>
+            </w:r>
           </w:p>
         </w:tc>
         <w:tc>
           <w:tcPr>
             <w:tcW w:w="1870" w:type="dxa"/>
-            <w:shd w:val="clear" w:color="auto" w:fill="F2DBDB" w:themeFill="accent2" w:themeFillTint="33"/>
+            <w:shd w:val="clear" w:color="auto" w:fill="EFEF85"/>
           </w:tcPr>
           <w:p>
             <w:pPr>
@@ -4920,12 +6407,18 @@
                 <w:lang w:val="es-MX"/>
               </w:rPr>
             </w:pPr>
+            <w:r>
+              <w:rPr>
+                <w:lang w:val="es-MX"/>
+              </w:rPr>
+              <w:t>1,2A</w:t>
+            </w:r>
           </w:p>
         </w:tc>
         <w:tc>
           <w:tcPr>
             <w:tcW w:w="1870" w:type="dxa"/>
-            <w:shd w:val="clear" w:color="auto" w:fill="F2DBDB" w:themeFill="accent2" w:themeFillTint="33"/>
+            <w:shd w:val="clear" w:color="auto" w:fill="EFEF85"/>
           </w:tcPr>
           <w:p>
             <w:pPr>
@@ -4934,12 +6427,18 @@
                 <w:lang w:val="es-MX"/>
               </w:rPr>
             </w:pPr>
+            <w:r>
+              <w:rPr>
+                <w:lang w:val="es-MX"/>
+              </w:rPr>
+              <w:t>2</w:t>
+            </w:r>
           </w:p>
         </w:tc>
         <w:tc>
           <w:tcPr>
             <w:tcW w:w="1870" w:type="dxa"/>
-            <w:shd w:val="clear" w:color="auto" w:fill="F2DBDB" w:themeFill="accent2" w:themeFillTint="33"/>
+            <w:shd w:val="clear" w:color="auto" w:fill="EFEF85"/>
           </w:tcPr>
           <w:p>
             <w:pPr>
@@ -4948,6 +6447,12 @@
                 <w:lang w:val="es-MX"/>
               </w:rPr>
             </w:pPr>
+            <w:r>
+              <w:rPr>
+                <w:lang w:val="es-MX"/>
+              </w:rPr>
+              <w:t>12.000</w:t>
+            </w:r>
           </w:p>
         </w:tc>
       </w:tr>
@@ -4964,6 +6469,12 @@
                 <w:lang w:val="es-MX"/>
               </w:rPr>
             </w:pPr>
+            <w:r>
+              <w:rPr>
+                <w:lang w:val="es-MX"/>
+              </w:rPr>
+              <w:t>L298N</w:t>
+            </w:r>
           </w:p>
         </w:tc>
         <w:tc>
@@ -4978,6 +6489,12 @@
                 <w:lang w:val="es-MX"/>
               </w:rPr>
             </w:pPr>
+            <w:r>
+              <w:rPr>
+                <w:lang w:val="es-MX"/>
+              </w:rPr>
+              <w:t>5-35V</w:t>
+            </w:r>
           </w:p>
         </w:tc>
         <w:tc>
@@ -4992,6 +6509,12 @@
                 <w:lang w:val="es-MX"/>
               </w:rPr>
             </w:pPr>
+            <w:r>
+              <w:rPr>
+                <w:lang w:val="es-MX"/>
+              </w:rPr>
+              <w:t>1,5-2A</w:t>
+            </w:r>
           </w:p>
         </w:tc>
         <w:tc>
@@ -5006,6 +6529,12 @@
                 <w:lang w:val="es-MX"/>
               </w:rPr>
             </w:pPr>
+            <w:r>
+              <w:rPr>
+                <w:lang w:val="es-MX"/>
+              </w:rPr>
+              <w:t>2</w:t>
+            </w:r>
           </w:p>
         </w:tc>
         <w:tc>
@@ -5020,6 +6549,12 @@
                 <w:lang w:val="es-MX"/>
               </w:rPr>
             </w:pPr>
+            <w:r>
+              <w:rPr>
+                <w:lang w:val="es-MX"/>
+              </w:rPr>
+              <w:t>15.000</w:t>
+            </w:r>
           </w:p>
         </w:tc>
       </w:tr>
@@ -5036,6 +6571,12 @@
                 <w:lang w:val="es-MX"/>
               </w:rPr>
             </w:pPr>
+            <w:r>
+              <w:rPr>
+                <w:lang w:val="es-MX"/>
+              </w:rPr>
+              <w:t>DRV8833</w:t>
+            </w:r>
           </w:p>
         </w:tc>
         <w:tc>
@@ -5050,6 +6591,12 @@
                 <w:lang w:val="es-MX"/>
               </w:rPr>
             </w:pPr>
+            <w:r>
+              <w:rPr>
+                <w:lang w:val="es-MX"/>
+              </w:rPr>
+              <w:t>3-10,8V</w:t>
+            </w:r>
           </w:p>
         </w:tc>
         <w:tc>
@@ -5064,6 +6611,12 @@
                 <w:lang w:val="es-MX"/>
               </w:rPr>
             </w:pPr>
+            <w:r>
+              <w:rPr>
+                <w:lang w:val="es-MX"/>
+              </w:rPr>
+              <w:t>1,5A</w:t>
+            </w:r>
           </w:p>
         </w:tc>
         <w:tc>
@@ -5078,6 +6631,12 @@
                 <w:lang w:val="es-MX"/>
               </w:rPr>
             </w:pPr>
+            <w:r>
+              <w:rPr>
+                <w:lang w:val="es-MX"/>
+              </w:rPr>
+              <w:t>2</w:t>
+            </w:r>
           </w:p>
         </w:tc>
         <w:tc>
@@ -5092,6 +6651,12 @@
                 <w:lang w:val="es-MX"/>
               </w:rPr>
             </w:pPr>
+            <w:r>
+              <w:rPr>
+                <w:lang w:val="es-MX"/>
+              </w:rPr>
+              <w:t>14.000</w:t>
+            </w:r>
           </w:p>
         </w:tc>
       </w:tr>
@@ -5128,7 +6693,7 @@
           <w:lang w:val="es-MX"/>
         </w:rPr>
       </w:pPr>
-      <w:bookmarkStart w:id="17" w:name="_Toc240897713"/>
+      <w:bookmarkStart w:id="22" w:name="_Toc241689538"/>
       <w:r>
         <w:rPr>
           <w:lang w:val="es-MX"/>
@@ -5154,7 +6719,7 @@
         </w:rPr>
         <w:t>S Y DISEÑO 3D</w:t>
       </w:r>
-      <w:bookmarkEnd w:id="17"/>
+      <w:bookmarkEnd w:id="22"/>
       <w:r>
         <w:rPr>
           <w:lang w:val="es-MX"/>
@@ -5194,7 +6759,7 @@
           <w:lang w:val="es-MX"/>
         </w:rPr>
       </w:pPr>
-      <w:bookmarkStart w:id="18" w:name="_Toc240897714"/>
+      <w:bookmarkStart w:id="23" w:name="_Toc241689539"/>
       <w:r>
         <w:rPr>
           <w:lang w:val="es-MX"/>
@@ -5211,21 +6776,39 @@
         <w:rPr>
           <w:lang w:val="es-MX"/>
         </w:rPr>
-        <w:t xml:space="preserve">ista cenital </w:t>
-      </w:r>
-      <w:r>
-        <w:rPr>
-          <w:lang w:val="es-MX"/>
-        </w:rPr>
-        <w:t xml:space="preserve">derecha </w:t>
-      </w:r>
-      <w:r>
-        <w:rPr>
-          <w:lang w:val="es-MX"/>
-        </w:rPr>
-        <w:t>del diseño</w:t>
-      </w:r>
-      <w:bookmarkEnd w:id="18"/>
+        <w:t xml:space="preserve">ista </w:t>
+      </w:r>
+      <w:r>
+        <w:rPr>
+          <w:lang w:val="es-MX"/>
+        </w:rPr>
+        <w:t>isométric</w:t>
+      </w:r>
+      <w:r>
+        <w:rPr>
+          <w:lang w:val="es-MX"/>
+        </w:rPr>
+        <w:t>a</w:t>
+      </w:r>
+      <w:r>
+        <w:rPr>
+          <w:lang w:val="es-MX"/>
+        </w:rPr>
+        <w:t xml:space="preserve"> </w:t>
+      </w:r>
+      <w:r>
+        <w:rPr>
+          <w:lang w:val="es-MX"/>
+        </w:rPr>
+        <w:t xml:space="preserve">del </w:t>
+      </w:r>
+      <w:r>
+        <w:rPr>
+          <w:lang w:val="es-MX"/>
+        </w:rPr>
+        <w:t>robot</w:t>
+      </w:r>
+      <w:bookmarkEnd w:id="23"/>
     </w:p>
     <w:p>
       <w:pPr>
@@ -5235,13 +6818,14 @@
       </w:pPr>
       <w:r>
         <w:rPr>
+          <w:noProof/>
           <w:lang w:val="es-MX"/>
         </w:rPr>
         <w:drawing>
-          <wp:inline distT="0" distB="0" distL="0" distR="0" wp14:anchorId="0E3515DF" wp14:editId="417314DE">
-            <wp:extent cx="5209867" cy="4954385"/>
+          <wp:inline distT="0" distB="0" distL="0" distR="0" wp14:anchorId="36C6A6D5" wp14:editId="3D8C3055">
+            <wp:extent cx="5943600" cy="4866005"/>
             <wp:effectExtent l="0" t="0" r="0" b="0"/>
-            <wp:docPr id="1" name="Imagen 1"/>
+            <wp:docPr id="12" name="Imagen 12"/>
             <wp:cNvGraphicFramePr>
               <a:graphicFrameLocks xmlns:a="http://schemas.openxmlformats.org/drawingml/2006/main" noChangeAspect="1"/>
             </wp:cNvGraphicFramePr>
@@ -5249,113 +6833,7 @@
               <a:graphicData uri="http://schemas.openxmlformats.org/drawingml/2006/picture">
                 <pic:pic xmlns:pic="http://schemas.openxmlformats.org/drawingml/2006/picture">
                   <pic:nvPicPr>
-                    <pic:cNvPr id="1" name=""/>
-                    <pic:cNvPicPr/>
-                  </pic:nvPicPr>
-                  <pic:blipFill>
-                    <a:blip r:embed="rId8"/>
-                    <a:stretch>
-                      <a:fillRect/>
-                    </a:stretch>
-                  </pic:blipFill>
-                  <pic:spPr>
-                    <a:xfrm>
-                      <a:off x="0" y="0"/>
-                      <a:ext cx="5281994" cy="5022975"/>
-                    </a:xfrm>
-                    <a:prstGeom prst="rect">
-                      <a:avLst/>
-                    </a:prstGeom>
-                  </pic:spPr>
-                </pic:pic>
-              </a:graphicData>
-            </a:graphic>
-          </wp:inline>
-        </w:drawing>
-      </w:r>
-    </w:p>
-    <w:p>
-      <w:pPr>
-        <w:rPr>
-          <w:i/>
-          <w:iCs/>
-          <w:lang w:val="es-MX"/>
-        </w:rPr>
-      </w:pPr>
-      <w:r>
-        <w:rPr>
-          <w:i/>
-          <w:iCs/>
-          <w:lang w:val="es-MX"/>
-        </w:rPr>
-        <w:t>Nota: Autoría propia</w:t>
-      </w:r>
-    </w:p>
-    <w:p>
-      <w:pPr>
-        <w:rPr>
-          <w:lang w:val="es-MX"/>
-        </w:rPr>
-      </w:pPr>
-    </w:p>
-    <w:p>
-      <w:pPr>
-        <w:pStyle w:val="Ttulo3"/>
-        <w:rPr>
-          <w:lang w:val="es-MX"/>
-        </w:rPr>
-      </w:pPr>
-      <w:bookmarkStart w:id="19" w:name="_Toc240897715"/>
-      <w:r>
-        <w:rPr>
-          <w:lang w:val="es-MX"/>
-        </w:rPr>
-        <w:lastRenderedPageBreak/>
-        <w:t>Imagen 2:</w:t>
-      </w:r>
-      <w:r>
-        <w:rPr>
-          <w:lang w:val="es-MX"/>
-        </w:rPr>
-        <w:t xml:space="preserve"> Vista cenital izquierda</w:t>
-      </w:r>
-      <w:r>
-        <w:rPr>
-          <w:lang w:val="es-MX"/>
-        </w:rPr>
-        <w:t xml:space="preserve"> </w:t>
-      </w:r>
-      <w:r>
-        <w:rPr>
-          <w:lang w:val="es-MX"/>
-        </w:rPr>
-        <w:t>del diseño</w:t>
-      </w:r>
-      <w:bookmarkEnd w:id="19"/>
-    </w:p>
-    <w:p>
-      <w:pPr>
-        <w:rPr>
-          <w:lang w:val="es-MX"/>
-        </w:rPr>
-      </w:pPr>
-      <w:r>
-        <w:rPr>
-          <w:lang w:val="es-MX"/>
-        </w:rPr>
-        <w:drawing>
-          <wp:inline distT="0" distB="0" distL="0" distR="0" wp14:anchorId="1E419BD0" wp14:editId="0B139127">
-            <wp:extent cx="5336771" cy="5161161"/>
-            <wp:effectExtent l="0" t="0" r="0" b="1905"/>
-            <wp:docPr id="15" name="Imagen 15"/>
-            <wp:cNvGraphicFramePr>
-              <a:graphicFrameLocks xmlns:a="http://schemas.openxmlformats.org/drawingml/2006/main" noChangeAspect="1"/>
-            </wp:cNvGraphicFramePr>
-            <a:graphic xmlns:a="http://schemas.openxmlformats.org/drawingml/2006/main">
-              <a:graphicData uri="http://schemas.openxmlformats.org/drawingml/2006/picture">
-                <pic:pic xmlns:pic="http://schemas.openxmlformats.org/drawingml/2006/picture">
-                  <pic:nvPicPr>
-                    <pic:cNvPr id="1" name=""/>
+                    <pic:cNvPr id="12" name="Imagen 12"/>
                     <pic:cNvPicPr/>
                   </pic:nvPicPr>
                   <pic:blipFill>
@@ -5367,7 +6845,7 @@
                   <pic:spPr>
                     <a:xfrm>
                       <a:off x="0" y="0"/>
-                      <a:ext cx="5366915" cy="5190313"/>
+                      <a:ext cx="5943600" cy="4866005"/>
                     </a:xfrm>
                     <a:prstGeom prst="rect">
                       <a:avLst/>
@@ -5394,23 +6872,43 @@
           <w:iCs/>
           <w:lang w:val="es-MX"/>
         </w:rPr>
-        <w:t>Nota:</w:t>
-      </w:r>
-      <w:r>
-        <w:rPr>
-          <w:i/>
-          <w:iCs/>
-          <w:lang w:val="es-MX"/>
-        </w:rPr>
-        <w:t xml:space="preserve"> Autoría propia </w:t>
+        <w:t>Nota: Autoría propia</w:t>
       </w:r>
     </w:p>
     <w:p>
       <w:pPr>
-        <w:rPr>
-          <w:lang w:val="es-MX"/>
-        </w:rPr>
-      </w:pPr>
+        <w:pStyle w:val="Ttulo3"/>
+        <w:rPr>
+          <w:lang w:val="es-MX"/>
+        </w:rPr>
+      </w:pPr>
+      <w:bookmarkStart w:id="24" w:name="_Toc241689540"/>
+      <w:r>
+        <w:rPr>
+          <w:lang w:val="es-MX"/>
+        </w:rPr>
+        <w:lastRenderedPageBreak/>
+        <w:t xml:space="preserve">Imagen </w:t>
+      </w:r>
+      <w:r>
+        <w:rPr>
+          <w:lang w:val="es-MX"/>
+        </w:rPr>
+        <w:t>2</w:t>
+      </w:r>
+      <w:r>
+        <w:rPr>
+          <w:lang w:val="es-MX"/>
+        </w:rPr>
+        <w:t xml:space="preserve">: Vista frontal del </w:t>
+      </w:r>
+      <w:r>
+        <w:rPr>
+          <w:lang w:val="es-MX"/>
+        </w:rPr>
+        <w:t>robot</w:t>
+      </w:r>
+      <w:bookmarkEnd w:id="24"/>
     </w:p>
     <w:p>
       <w:pPr>
@@ -5418,53 +6916,16 @@
           <w:lang w:val="es-MX"/>
         </w:rPr>
       </w:pPr>
-    </w:p>
-    <w:p>
-      <w:pPr>
-        <w:rPr>
-          <w:lang w:val="es-MX"/>
-        </w:rPr>
-      </w:pPr>
-    </w:p>
-    <w:p>
-      <w:pPr>
-        <w:rPr>
-          <w:lang w:val="es-MX"/>
-        </w:rPr>
-      </w:pPr>
-    </w:p>
-    <w:p>
-      <w:pPr>
-        <w:pStyle w:val="Ttulo3"/>
-        <w:rPr>
-          <w:lang w:val="es-MX"/>
-        </w:rPr>
-      </w:pPr>
-      <w:bookmarkStart w:id="20" w:name="_Toc240897716"/>
-      <w:r>
-        <w:rPr>
-          <w:lang w:val="es-MX"/>
-        </w:rPr>
-        <w:lastRenderedPageBreak/>
-        <w:t>Imagen 3: Vista frontal del diseño</w:t>
-      </w:r>
-      <w:bookmarkEnd w:id="20"/>
-    </w:p>
-    <w:p>
-      <w:pPr>
-        <w:rPr>
-          <w:lang w:val="es-MX"/>
-        </w:rPr>
-      </w:pPr>
-      <w:r>
-        <w:rPr>
+      <w:r>
+        <w:rPr>
+          <w:noProof/>
           <w:lang w:val="es-MX"/>
         </w:rPr>
         <w:drawing>
-          <wp:inline distT="0" distB="0" distL="0" distR="0" wp14:anchorId="74BFB595" wp14:editId="643B5805">
-            <wp:extent cx="5943600" cy="4834255"/>
+          <wp:inline distT="0" distB="0" distL="0" distR="0" wp14:anchorId="49967B76" wp14:editId="16AA2DF4">
+            <wp:extent cx="5943600" cy="4205605"/>
             <wp:effectExtent l="0" t="0" r="0" b="4445"/>
-            <wp:docPr id="18" name="Imagen 18"/>
+            <wp:docPr id="13" name="Imagen 13"/>
             <wp:cNvGraphicFramePr>
               <a:graphicFrameLocks xmlns:a="http://schemas.openxmlformats.org/drawingml/2006/main" noChangeAspect="1"/>
             </wp:cNvGraphicFramePr>
@@ -5472,7 +6933,7 @@
               <a:graphicData uri="http://schemas.openxmlformats.org/drawingml/2006/picture">
                 <pic:pic xmlns:pic="http://schemas.openxmlformats.org/drawingml/2006/picture">
                   <pic:nvPicPr>
-                    <pic:cNvPr id="1" name=""/>
+                    <pic:cNvPr id="13" name="Imagen 13"/>
                     <pic:cNvPicPr/>
                   </pic:nvPicPr>
                   <pic:blipFill>
@@ -5484,7 +6945,7 @@
                   <pic:spPr>
                     <a:xfrm>
                       <a:off x="0" y="0"/>
-                      <a:ext cx="5943600" cy="4834255"/>
+                      <a:ext cx="5943600" cy="4205605"/>
                     </a:xfrm>
                     <a:prstGeom prst="rect">
                       <a:avLst/>
@@ -5551,20 +7012,10 @@
     </w:p>
     <w:p>
       <w:pPr>
-        <w:pStyle w:val="Ttulo3"/>
-        <w:rPr>
-          <w:lang w:val="es-MX"/>
-        </w:rPr>
-      </w:pPr>
-      <w:bookmarkStart w:id="21" w:name="_Toc240897717"/>
-      <w:r>
-        <w:rPr>
-          <w:lang w:val="es-MX"/>
-        </w:rPr>
-        <w:lastRenderedPageBreak/>
-        <w:t>Imagen 4: Vista lateral del diseño</w:t>
-      </w:r>
-      <w:bookmarkEnd w:id="21"/>
+        <w:rPr>
+          <w:lang w:val="es-MX"/>
+        </w:rPr>
+      </w:pPr>
     </w:p>
     <w:p>
       <w:pPr>
@@ -5572,15 +7023,40 @@
           <w:lang w:val="es-MX"/>
         </w:rPr>
       </w:pPr>
-      <w:r>
-        <w:rPr>
+    </w:p>
+    <w:p>
+      <w:pPr>
+        <w:pStyle w:val="Ttulo3"/>
+        <w:rPr>
+          <w:lang w:val="es-MX"/>
+        </w:rPr>
+      </w:pPr>
+      <w:bookmarkStart w:id="25" w:name="_Toc241689541"/>
+      <w:r>
+        <w:rPr>
+          <w:lang w:val="es-MX"/>
+        </w:rPr>
+        <w:lastRenderedPageBreak/>
+        <w:t>Imagen 3: Vista trasera del robot</w:t>
+      </w:r>
+      <w:bookmarkEnd w:id="25"/>
+    </w:p>
+    <w:p>
+      <w:pPr>
+        <w:rPr>
+          <w:lang w:val="es-MX"/>
+        </w:rPr>
+      </w:pPr>
+      <w:r>
+        <w:rPr>
+          <w:noProof/>
           <w:lang w:val="es-MX"/>
         </w:rPr>
         <w:drawing>
-          <wp:inline distT="0" distB="0" distL="0" distR="0" wp14:anchorId="529BCF7C" wp14:editId="248DE7F7">
-            <wp:extent cx="5943600" cy="4926330"/>
-            <wp:effectExtent l="0" t="0" r="0" b="7620"/>
-            <wp:docPr id="19" name="Imagen 19"/>
+          <wp:inline distT="0" distB="0" distL="0" distR="0" wp14:anchorId="1E82AFC8" wp14:editId="1A8DF17B">
+            <wp:extent cx="5591175" cy="4495800"/>
+            <wp:effectExtent l="0" t="0" r="9525" b="0"/>
+            <wp:docPr id="17" name="Imagen 17"/>
             <wp:cNvGraphicFramePr>
               <a:graphicFrameLocks xmlns:a="http://schemas.openxmlformats.org/drawingml/2006/main" noChangeAspect="1"/>
             </wp:cNvGraphicFramePr>
@@ -5588,7 +7064,7 @@
               <a:graphicData uri="http://schemas.openxmlformats.org/drawingml/2006/picture">
                 <pic:pic xmlns:pic="http://schemas.openxmlformats.org/drawingml/2006/picture">
                   <pic:nvPicPr>
-                    <pic:cNvPr id="1" name=""/>
+                    <pic:cNvPr id="17" name="Imagen 17"/>
                     <pic:cNvPicPr/>
                   </pic:nvPicPr>
                   <pic:blipFill>
@@ -5600,7 +7076,7 @@
                   <pic:spPr>
                     <a:xfrm>
                       <a:off x="0" y="0"/>
-                      <a:ext cx="5943600" cy="4926330"/>
+                      <a:ext cx="5591175" cy="4495800"/>
                     </a:xfrm>
                     <a:prstGeom prst="rect">
                       <a:avLst/>
@@ -5619,15 +7095,93 @@
           <w:lang w:val="es-MX"/>
         </w:rPr>
       </w:pPr>
-      <w:r>
-        <w:rPr>
-          <w:lang w:val="es-MX"/>
-        </w:rPr>
-        <w:t>Nota: Autoría propia</w:t>
-      </w:r>
     </w:p>
     <w:p>
       <w:pPr>
+        <w:pStyle w:val="Ttulo3"/>
+        <w:rPr>
+          <w:lang w:val="es-MX"/>
+        </w:rPr>
+      </w:pPr>
+      <w:bookmarkStart w:id="26" w:name="_Toc241689542"/>
+      <w:r>
+        <w:rPr>
+          <w:lang w:val="es-MX"/>
+        </w:rPr>
+        <w:lastRenderedPageBreak/>
+        <w:t xml:space="preserve">Imagen 4: Vista lateral del </w:t>
+      </w:r>
+      <w:r>
+        <w:rPr>
+          <w:lang w:val="es-MX"/>
+        </w:rPr>
+        <w:t>robot</w:t>
+      </w:r>
+      <w:bookmarkEnd w:id="26"/>
+    </w:p>
+    <w:p>
+      <w:pPr>
+        <w:rPr>
+          <w:lang w:val="es-MX"/>
+        </w:rPr>
+      </w:pPr>
+      <w:r>
+        <w:rPr>
+          <w:noProof/>
+          <w:lang w:val="es-MX"/>
+        </w:rPr>
+        <w:drawing>
+          <wp:inline distT="0" distB="0" distL="0" distR="0" wp14:anchorId="124B868C" wp14:editId="186F5ACB">
+            <wp:extent cx="5943600" cy="4032885"/>
+            <wp:effectExtent l="0" t="0" r="0" b="5715"/>
+            <wp:docPr id="14" name="Imagen 14"/>
+            <wp:cNvGraphicFramePr>
+              <a:graphicFrameLocks xmlns:a="http://schemas.openxmlformats.org/drawingml/2006/main" noChangeAspect="1"/>
+            </wp:cNvGraphicFramePr>
+            <a:graphic xmlns:a="http://schemas.openxmlformats.org/drawingml/2006/main">
+              <a:graphicData uri="http://schemas.openxmlformats.org/drawingml/2006/picture">
+                <pic:pic xmlns:pic="http://schemas.openxmlformats.org/drawingml/2006/picture">
+                  <pic:nvPicPr>
+                    <pic:cNvPr id="14" name="Imagen 14"/>
+                    <pic:cNvPicPr/>
+                  </pic:nvPicPr>
+                  <pic:blipFill>
+                    <a:blip r:embed="rId12"/>
+                    <a:stretch>
+                      <a:fillRect/>
+                    </a:stretch>
+                  </pic:blipFill>
+                  <pic:spPr>
+                    <a:xfrm>
+                      <a:off x="0" y="0"/>
+                      <a:ext cx="5943600" cy="4032885"/>
+                    </a:xfrm>
+                    <a:prstGeom prst="rect">
+                      <a:avLst/>
+                    </a:prstGeom>
+                  </pic:spPr>
+                </pic:pic>
+              </a:graphicData>
+            </a:graphic>
+          </wp:inline>
+        </w:drawing>
+      </w:r>
+    </w:p>
+    <w:p>
+      <w:pPr>
+        <w:rPr>
+          <w:lang w:val="es-MX"/>
+        </w:rPr>
+      </w:pPr>
+      <w:r>
+        <w:rPr>
+          <w:lang w:val="es-MX"/>
+        </w:rPr>
+        <w:t>Nota: Autoría propia</w:t>
+      </w:r>
+    </w:p>
+    <w:p>
+      <w:pPr>
         <w:spacing w:before="0"/>
         <w:jc w:val="left"/>
         <w:rPr>
@@ -5648,28 +7202,49 @@
           <w:lang w:val="es-MX"/>
         </w:rPr>
       </w:pPr>
-      <w:bookmarkStart w:id="22" w:name="_Toc240897718"/>
+      <w:bookmarkStart w:id="27" w:name="_Toc241689543"/>
       <w:r>
         <w:rPr>
           <w:lang w:val="es-MX"/>
         </w:rPr>
         <w:lastRenderedPageBreak/>
-        <w:t>DISEÑO ELECTRICO Y ELECTRONICO (PCB)</w:t>
-      </w:r>
-      <w:bookmarkEnd w:id="22"/>
+        <w:t xml:space="preserve">DISEÑO </w:t>
+      </w:r>
+      <w:r>
+        <w:rPr>
+          <w:lang w:val="es-MX"/>
+        </w:rPr>
+        <w:t>ESQUEMATICO ELECTRONICO Y</w:t>
+      </w:r>
+      <w:r>
+        <w:rPr>
+          <w:lang w:val="es-MX"/>
+        </w:rPr>
+        <w:t xml:space="preserve"> PCB</w:t>
+      </w:r>
+      <w:bookmarkEnd w:id="27"/>
     </w:p>
     <w:p>
       <w:pPr>
-        <w:rPr>
-          <w:lang w:val="es-MX"/>
-        </w:rPr>
-      </w:pPr>
-      <w:r>
-        <w:rPr>
-          <w:lang w:val="es-MX"/>
-        </w:rPr>
-        <w:t>H</w:t>
-      </w:r>
+        <w:pStyle w:val="Ttulo3"/>
+        <w:rPr>
+          <w:lang w:val="es-MX"/>
+        </w:rPr>
+      </w:pPr>
+      <w:bookmarkStart w:id="28" w:name="_Toc241689544"/>
+      <w:r>
+        <w:rPr>
+          <w:lang w:val="es-MX"/>
+        </w:rPr>
+        <w:t xml:space="preserve">Imagen 5: Diseño esquemático de las conexiones </w:t>
+      </w:r>
+      <w:r>
+        <w:rPr>
+          <w:lang w:val="es-MX"/>
+        </w:rPr>
+        <w:t>electrónicas</w:t>
+      </w:r>
+      <w:bookmarkEnd w:id="28"/>
     </w:p>
     <w:p>
       <w:pPr>
@@ -5677,9 +7252,348 @@
           <w:lang w:val="es-MX"/>
         </w:rPr>
       </w:pPr>
+      <w:r>
+        <w:rPr>
+          <w:noProof/>
+          <w:lang w:val="es-MX"/>
+        </w:rPr>
+        <w:drawing>
+          <wp:inline distT="0" distB="0" distL="0" distR="0" wp14:anchorId="49B816D8" wp14:editId="7E480A84">
+            <wp:extent cx="6049569" cy="4264429"/>
+            <wp:effectExtent l="0" t="0" r="8890" b="3175"/>
+            <wp:docPr id="3" name="Imagen 3"/>
+            <wp:cNvGraphicFramePr>
+              <a:graphicFrameLocks xmlns:a="http://schemas.openxmlformats.org/drawingml/2006/main" noChangeAspect="1"/>
+            </wp:cNvGraphicFramePr>
+            <a:graphic xmlns:a="http://schemas.openxmlformats.org/drawingml/2006/main">
+              <a:graphicData uri="http://schemas.openxmlformats.org/drawingml/2006/picture">
+                <pic:pic xmlns:pic="http://schemas.openxmlformats.org/drawingml/2006/picture">
+                  <pic:nvPicPr>
+                    <pic:cNvPr id="3" name="Imagen 3"/>
+                    <pic:cNvPicPr/>
+                  </pic:nvPicPr>
+                  <pic:blipFill>
+                    <a:blip r:embed="rId13"/>
+                    <a:stretch>
+                      <a:fillRect/>
+                    </a:stretch>
+                  </pic:blipFill>
+                  <pic:spPr>
+                    <a:xfrm>
+                      <a:off x="0" y="0"/>
+                      <a:ext cx="6059327" cy="4271308"/>
+                    </a:xfrm>
+                    <a:prstGeom prst="rect">
+                      <a:avLst/>
+                    </a:prstGeom>
+                  </pic:spPr>
+                </pic:pic>
+              </a:graphicData>
+            </a:graphic>
+          </wp:inline>
+        </w:drawing>
+      </w:r>
     </w:p>
     <w:p>
       <w:pPr>
+        <w:rPr>
+          <w:i/>
+          <w:iCs/>
+          <w:lang w:val="es-MX"/>
+        </w:rPr>
+      </w:pPr>
+      <w:r>
+        <w:rPr>
+          <w:i/>
+          <w:iCs/>
+          <w:lang w:val="es-MX"/>
+        </w:rPr>
+        <w:t>Nota: Autoría propia</w:t>
+      </w:r>
+    </w:p>
+    <w:p>
+      <w:pPr>
+        <w:rPr>
+          <w:lang w:val="es-MX"/>
+        </w:rPr>
+      </w:pPr>
+    </w:p>
+    <w:p>
+      <w:pPr>
+        <w:rPr>
+          <w:lang w:val="es-MX"/>
+        </w:rPr>
+      </w:pPr>
+    </w:p>
+    <w:p>
+      <w:pPr>
+        <w:rPr>
+          <w:lang w:val="es-MX"/>
+        </w:rPr>
+      </w:pPr>
+    </w:p>
+    <w:p>
+      <w:pPr>
+        <w:rPr>
+          <w:lang w:val="es-MX"/>
+        </w:rPr>
+      </w:pPr>
+    </w:p>
+    <w:p>
+      <w:pPr>
+        <w:rPr>
+          <w:lang w:val="es-MX"/>
+        </w:rPr>
+      </w:pPr>
+    </w:p>
+    <w:p>
+      <w:pPr>
+        <w:rPr>
+          <w:lang w:val="es-MX"/>
+        </w:rPr>
+      </w:pPr>
+      <w:r>
+        <w:rPr>
+          <w:lang w:val="es-MX"/>
+        </w:rPr>
+        <w:lastRenderedPageBreak/>
+        <w:t>En el caso de la elaboración del diseño PCB no se pudo lograr el mantener todas las conexiones en el bottom co</w:t>
+      </w:r>
+      <w:r>
+        <w:rPr>
+          <w:lang w:val="es-MX"/>
+        </w:rPr>
+        <w:t>p</w:t>
+      </w:r>
+      <w:r>
+        <w:rPr>
+          <w:lang w:val="es-MX"/>
+        </w:rPr>
+        <w:t>per</w:t>
+      </w:r>
+      <w:r>
+        <w:rPr>
+          <w:lang w:val="es-MX"/>
+        </w:rPr>
+        <w:t>, por lo que se optó por dejar para el top copper unas cuantas conexiones del diseño, motivo por el cual se buscó asesoramiento de parte del profesor para poder identificar si esta elección de diseño no iba a ser contraproducente, a lo que se fue indicado que no debería de suponer un problema la ubicación de estas conexiones en el top copper.</w:t>
+      </w:r>
+    </w:p>
+    <w:p>
+      <w:pPr>
+        <w:pStyle w:val="Ttulo3"/>
+        <w:rPr>
+          <w:lang w:val="es-MX"/>
+        </w:rPr>
+      </w:pPr>
+      <w:bookmarkStart w:id="29" w:name="_Toc241689545"/>
+      <w:r>
+        <w:rPr>
+          <w:lang w:val="es-MX"/>
+        </w:rPr>
+        <w:t>Imagen 6: Diseño PCB de las conexiones electrónicas</w:t>
+      </w:r>
+      <w:bookmarkEnd w:id="29"/>
+      <w:r>
+        <w:rPr>
+          <w:lang w:val="es-MX"/>
+        </w:rPr>
+        <w:t xml:space="preserve"> </w:t>
+      </w:r>
+    </w:p>
+    <w:p>
+      <w:pPr>
+        <w:rPr>
+          <w:lang w:val="es-MX"/>
+        </w:rPr>
+      </w:pPr>
+      <w:r>
+        <w:rPr>
+          <w:noProof/>
+          <w:lang w:val="es-MX"/>
+        </w:rPr>
+        <w:drawing>
+          <wp:inline distT="0" distB="0" distL="0" distR="0" wp14:anchorId="61E43A30" wp14:editId="7CB188CC">
+            <wp:extent cx="5943600" cy="4000500"/>
+            <wp:effectExtent l="0" t="0" r="0" b="0"/>
+            <wp:docPr id="5" name="Imagen 5"/>
+            <wp:cNvGraphicFramePr>
+              <a:graphicFrameLocks xmlns:a="http://schemas.openxmlformats.org/drawingml/2006/main" noChangeAspect="1"/>
+            </wp:cNvGraphicFramePr>
+            <a:graphic xmlns:a="http://schemas.openxmlformats.org/drawingml/2006/main">
+              <a:graphicData uri="http://schemas.openxmlformats.org/drawingml/2006/picture">
+                <pic:pic xmlns:pic="http://schemas.openxmlformats.org/drawingml/2006/picture">
+                  <pic:nvPicPr>
+                    <pic:cNvPr id="5" name="Imagen 5"/>
+                    <pic:cNvPicPr/>
+                  </pic:nvPicPr>
+                  <pic:blipFill>
+                    <a:blip r:embed="rId14"/>
+                    <a:stretch>
+                      <a:fillRect/>
+                    </a:stretch>
+                  </pic:blipFill>
+                  <pic:spPr>
+                    <a:xfrm>
+                      <a:off x="0" y="0"/>
+                      <a:ext cx="5943600" cy="4000500"/>
+                    </a:xfrm>
+                    <a:prstGeom prst="rect">
+                      <a:avLst/>
+                    </a:prstGeom>
+                  </pic:spPr>
+                </pic:pic>
+              </a:graphicData>
+            </a:graphic>
+          </wp:inline>
+        </w:drawing>
+      </w:r>
+    </w:p>
+    <w:p>
+      <w:pPr>
+        <w:rPr>
+          <w:i/>
+          <w:iCs/>
+          <w:lang w:val="es-MX"/>
+        </w:rPr>
+      </w:pPr>
+      <w:r>
+        <w:rPr>
+          <w:i/>
+          <w:iCs/>
+          <w:lang w:val="es-MX"/>
+        </w:rPr>
+        <w:t>Nota: Autoría propia</w:t>
+      </w:r>
+    </w:p>
+    <w:p>
+      <w:pPr>
+        <w:rPr>
+          <w:lang w:val="es-MX"/>
+        </w:rPr>
+      </w:pPr>
+    </w:p>
+    <w:p>
+      <w:pPr>
+        <w:pStyle w:val="Ttulo3"/>
+        <w:rPr>
+          <w:lang w:val="es-MX"/>
+        </w:rPr>
+      </w:pPr>
+      <w:bookmarkStart w:id="30" w:name="_Toc241689546"/>
+      <w:r>
+        <w:rPr>
+          <w:lang w:val="es-MX"/>
+        </w:rPr>
+        <w:lastRenderedPageBreak/>
+        <w:t xml:space="preserve">Imagen 7: </w:t>
+      </w:r>
+      <w:r>
+        <w:rPr>
+          <w:lang w:val="es-MX"/>
+        </w:rPr>
+        <w:t>Visualización del</w:t>
+      </w:r>
+      <w:r>
+        <w:rPr>
+          <w:lang w:val="es-MX"/>
+        </w:rPr>
+        <w:t xml:space="preserve"> físico que tendrá el</w:t>
+      </w:r>
+      <w:r>
+        <w:rPr>
+          <w:lang w:val="es-MX"/>
+        </w:rPr>
+        <w:t xml:space="preserve"> diseño PCB</w:t>
+      </w:r>
+      <w:bookmarkEnd w:id="30"/>
+      <w:r>
+        <w:rPr>
+          <w:lang w:val="es-MX"/>
+        </w:rPr>
+        <w:t xml:space="preserve"> </w:t>
+      </w:r>
+    </w:p>
+    <w:p>
+      <w:pPr>
+        <w:rPr>
+          <w:lang w:val="es-MX"/>
+        </w:rPr>
+      </w:pPr>
+      <w:r>
+        <w:rPr>
+          <w:noProof/>
+          <w:lang w:val="es-MX"/>
+        </w:rPr>
+        <w:drawing>
+          <wp:inline distT="0" distB="0" distL="0" distR="0" wp14:anchorId="4F752C43" wp14:editId="3C5F2FBA">
+            <wp:extent cx="5943600" cy="3982085"/>
+            <wp:effectExtent l="0" t="0" r="0" b="0"/>
+            <wp:docPr id="8" name="Imagen 8"/>
+            <wp:cNvGraphicFramePr>
+              <a:graphicFrameLocks xmlns:a="http://schemas.openxmlformats.org/drawingml/2006/main" noChangeAspect="1"/>
+            </wp:cNvGraphicFramePr>
+            <a:graphic xmlns:a="http://schemas.openxmlformats.org/drawingml/2006/main">
+              <a:graphicData uri="http://schemas.openxmlformats.org/drawingml/2006/picture">
+                <pic:pic xmlns:pic="http://schemas.openxmlformats.org/drawingml/2006/picture">
+                  <pic:nvPicPr>
+                    <pic:cNvPr id="8" name="Imagen 8"/>
+                    <pic:cNvPicPr/>
+                  </pic:nvPicPr>
+                  <pic:blipFill>
+                    <a:blip r:embed="rId15"/>
+                    <a:stretch>
+                      <a:fillRect/>
+                    </a:stretch>
+                  </pic:blipFill>
+                  <pic:spPr>
+                    <a:xfrm>
+                      <a:off x="0" y="0"/>
+                      <a:ext cx="5943600" cy="3982085"/>
+                    </a:xfrm>
+                    <a:prstGeom prst="rect">
+                      <a:avLst/>
+                    </a:prstGeom>
+                  </pic:spPr>
+                </pic:pic>
+              </a:graphicData>
+            </a:graphic>
+          </wp:inline>
+        </w:drawing>
+      </w:r>
+    </w:p>
+    <w:p>
+      <w:pPr>
+        <w:rPr>
+          <w:i/>
+          <w:iCs/>
+          <w:lang w:val="es-MX"/>
+        </w:rPr>
+      </w:pPr>
+      <w:r>
+        <w:rPr>
+          <w:i/>
+          <w:iCs/>
+          <w:lang w:val="es-MX"/>
+        </w:rPr>
+        <w:t>Nota: Autoría propia</w:t>
+      </w:r>
+    </w:p>
+    <w:p>
+      <w:pPr>
+        <w:rPr>
+          <w:lang w:val="es-MX"/>
+        </w:rPr>
+      </w:pPr>
+    </w:p>
+    <w:p>
+      <w:pPr>
+        <w:rPr>
+          <w:lang w:val="es-MX"/>
+        </w:rPr>
+      </w:pPr>
+    </w:p>
+    <w:p>
+      <w:pPr>
         <w:spacing w:before="0"/>
         <w:jc w:val="left"/>
         <w:rPr>
@@ -5700,7 +7614,7 @@
           <w:lang w:val="es-MX"/>
         </w:rPr>
       </w:pPr>
-      <w:bookmarkStart w:id="23" w:name="_Toc240897719"/>
+      <w:bookmarkStart w:id="31" w:name="_Toc241689547"/>
       <w:r>
         <w:rPr>
           <w:lang w:val="es-MX"/>
@@ -5708,7 +7622,7 @@
         <w:lastRenderedPageBreak/>
         <w:t>CONCLUSIONES</w:t>
       </w:r>
-      <w:bookmarkEnd w:id="23"/>
+      <w:bookmarkEnd w:id="31"/>
     </w:p>
     <w:p>
       <w:pPr>
@@ -5739,7 +7653,7 @@
           <w:lang w:val="es-MX"/>
         </w:rPr>
       </w:pPr>
-      <w:bookmarkStart w:id="24" w:name="_Toc240897720"/>
+      <w:bookmarkStart w:id="32" w:name="_Toc241689548"/>
       <w:r>
         <w:rPr>
           <w:lang w:val="es-MX"/>
@@ -5747,7 +7661,7 @@
         <w:lastRenderedPageBreak/>
         <w:t>BIBLIOGRAFIA</w:t>
       </w:r>
-      <w:bookmarkEnd w:id="24"/>
+      <w:bookmarkEnd w:id="32"/>
     </w:p>
     <w:p>
       <w:pPr>
@@ -5763,9 +7677,9 @@
       </w:pPr>
     </w:p>
     <w:sectPr>
-      <w:headerReference w:type="default" r:id="rId12"/>
-      <w:footerReference w:type="default" r:id="rId13"/>
-      <w:headerReference w:type="first" r:id="rId14"/>
+      <w:headerReference w:type="default" r:id="rId16"/>
+      <w:footerReference w:type="default" r:id="rId17"/>
+      <w:headerReference w:type="first" r:id="rId18"/>
       <w:pgSz w:w="12240" w:h="15840" w:code="1"/>
       <w:pgMar w:top="2665" w:right="1440" w:bottom="1985" w:left="1440" w:header="709" w:footer="709" w:gutter="0"/>
       <w:cols w:space="708"/>
@@ -5921,21 +7835,12 @@
                                 <w:lang w:val="en-US"/>
                               </w:rPr>
                             </w:pPr>
-                            <w:proofErr w:type="spellStart"/>
                             <w:r>
                               <w:rPr>
                                 <w:sz w:val="14"/>
                                 <w:lang w:val="en-US"/>
                               </w:rPr>
-                              <w:t>Tels</w:t>
-                            </w:r>
-                            <w:proofErr w:type="spellEnd"/>
-                            <w:r>
-                              <w:rPr>
-                                <w:sz w:val="14"/>
-                                <w:lang w:val="en-US"/>
-                              </w:rPr>
-                              <w:t>: (+57) 3153429495 - 3160244475</w:t>
+                              <w:t>Tels: (+57) 3153429495 - 3160244475</w:t>
                             </w:r>
                           </w:p>
                           <w:p>
@@ -6162,21 +8067,12 @@
                           <w:lang w:val="en-US"/>
                         </w:rPr>
                       </w:pPr>
-                      <w:proofErr w:type="spellStart"/>
                       <w:r>
                         <w:rPr>
                           <w:sz w:val="14"/>
                           <w:lang w:val="en-US"/>
                         </w:rPr>
-                        <w:t>Tels</w:t>
-                      </w:r>
-                      <w:proofErr w:type="spellEnd"/>
-                      <w:r>
-                        <w:rPr>
-                          <w:sz w:val="14"/>
-                          <w:lang w:val="en-US"/>
-                        </w:rPr>
-                        <w:t>: (+57) 3153429495 - 3160244475</w:t>
+                        <w:t>Tels: (+57) 3153429495 - 3160244475</w:t>
                       </w:r>
                     </w:p>
                     <w:p>
@@ -11214,6 +13110,119 @@
       </w:rPr>
     </w:lvl>
   </w:abstractNum>
+  <w:abstractNum w:abstractNumId="39" w15:restartNumberingAfterBreak="0">
+    <w:nsid w:val="78DE3A4E"/>
+    <w:multiLevelType w:val="hybridMultilevel"/>
+    <w:tmpl w:val="0E94C904"/>
+    <w:lvl w:ilvl="0" w:tplc="240A0001">
+      <w:start w:val="1"/>
+      <w:numFmt w:val="bullet"/>
+      <w:lvlText w:val=""/>
+      <w:lvlJc w:val="left"/>
+      <w:pPr>
+        <w:ind w:left="720" w:hanging="360"/>
+      </w:pPr>
+      <w:rPr>
+        <w:rFonts w:ascii="Symbol" w:hAnsi="Symbol" w:hint="default"/>
+      </w:rPr>
+    </w:lvl>
+    <w:lvl w:ilvl="1" w:tplc="240A0003" w:tentative="1">
+      <w:start w:val="1"/>
+      <w:numFmt w:val="bullet"/>
+      <w:lvlText w:val="o"/>
+      <w:lvlJc w:val="left"/>
+      <w:pPr>
+        <w:ind w:left="1440" w:hanging="360"/>
+      </w:pPr>
+      <w:rPr>
+        <w:rFonts w:ascii="Courier New" w:hAnsi="Courier New" w:cs="Courier New" w:hint="default"/>
+      </w:rPr>
+    </w:lvl>
+    <w:lvl w:ilvl="2" w:tplc="240A0005" w:tentative="1">
+      <w:start w:val="1"/>
+      <w:numFmt w:val="bullet"/>
+      <w:lvlText w:val=""/>
+      <w:lvlJc w:val="left"/>
+      <w:pPr>
+        <w:ind w:left="2160" w:hanging="360"/>
+      </w:pPr>
+      <w:rPr>
+        <w:rFonts w:ascii="Wingdings" w:hAnsi="Wingdings" w:hint="default"/>
+      </w:rPr>
+    </w:lvl>
+    <w:lvl w:ilvl="3" w:tplc="240A0001" w:tentative="1">
+      <w:start w:val="1"/>
+      <w:numFmt w:val="bullet"/>
+      <w:lvlText w:val=""/>
+      <w:lvlJc w:val="left"/>
+      <w:pPr>
+        <w:ind w:left="2880" w:hanging="360"/>
+      </w:pPr>
+      <w:rPr>
+        <w:rFonts w:ascii="Symbol" w:hAnsi="Symbol" w:hint="default"/>
+      </w:rPr>
+    </w:lvl>
+    <w:lvl w:ilvl="4" w:tplc="240A0003" w:tentative="1">
+      <w:start w:val="1"/>
+      <w:numFmt w:val="bullet"/>
+      <w:lvlText w:val="o"/>
+      <w:lvlJc w:val="left"/>
+      <w:pPr>
+        <w:ind w:left="3600" w:hanging="360"/>
+      </w:pPr>
+      <w:rPr>
+        <w:rFonts w:ascii="Courier New" w:hAnsi="Courier New" w:cs="Courier New" w:hint="default"/>
+      </w:rPr>
+    </w:lvl>
+    <w:lvl w:ilvl="5" w:tplc="240A0005" w:tentative="1">
+      <w:start w:val="1"/>
+      <w:numFmt w:val="bullet"/>
+      <w:lvlText w:val=""/>
+      <w:lvlJc w:val="left"/>
+      <w:pPr>
+        <w:ind w:left="4320" w:hanging="360"/>
+      </w:pPr>
+      <w:rPr>
+        <w:rFonts w:ascii="Wingdings" w:hAnsi="Wingdings" w:hint="default"/>
+      </w:rPr>
+    </w:lvl>
+    <w:lvl w:ilvl="6" w:tplc="240A0001" w:tentative="1">
+      <w:start w:val="1"/>
+      <w:numFmt w:val="bullet"/>
+      <w:lvlText w:val=""/>
+      <w:lvlJc w:val="left"/>
+      <w:pPr>
+        <w:ind w:left="5040" w:hanging="360"/>
+      </w:pPr>
+      <w:rPr>
+        <w:rFonts w:ascii="Symbol" w:hAnsi="Symbol" w:hint="default"/>
+      </w:rPr>
+    </w:lvl>
+    <w:lvl w:ilvl="7" w:tplc="240A0003" w:tentative="1">
+      <w:start w:val="1"/>
+      <w:numFmt w:val="bullet"/>
+      <w:lvlText w:val="o"/>
+      <w:lvlJc w:val="left"/>
+      <w:pPr>
+        <w:ind w:left="5760" w:hanging="360"/>
+      </w:pPr>
+      <w:rPr>
+        <w:rFonts w:ascii="Courier New" w:hAnsi="Courier New" w:cs="Courier New" w:hint="default"/>
+      </w:rPr>
+    </w:lvl>
+    <w:lvl w:ilvl="8" w:tplc="240A0005" w:tentative="1">
+      <w:start w:val="1"/>
+      <w:numFmt w:val="bullet"/>
+      <w:lvlText w:val=""/>
+      <w:lvlJc w:val="left"/>
+      <w:pPr>
+        <w:ind w:left="6480" w:hanging="360"/>
+      </w:pPr>
+      <w:rPr>
+        <w:rFonts w:ascii="Wingdings" w:hAnsi="Wingdings" w:hint="default"/>
+      </w:rPr>
+    </w:lvl>
+  </w:abstractNum>
   <w:num w:numId="1">
     <w:abstractNumId w:val="32"/>
   </w:num>
@@ -11351,6 +13360,9 @@
   </w:num>
   <w:num w:numId="45">
     <w:abstractNumId w:val="29"/>
+  </w:num>
+  <w:num w:numId="46">
+    <w:abstractNumId w:val="39"/>
   </w:num>
   <w:numIdMacAtCleanup w:val="2"/>
 </w:numbering>
